--- a/klagomål/A 15831-2026 FSC-klagomål.docx
+++ b/klagomål/A 15831-2026 FSC-klagomål.docx
@@ -903,7 +903,7 @@
     <w:r>
       <w:tab/>
       <w:tab/>
-      <w:t>2026-05-16</w:t>
+      <w:t>2026-05-17</w:t>
       <w:br/>
       <w:br/>
     </w:r>

--- a/klagomål/A 15831-2026 FSC-klagomål.docx
+++ b/klagomål/A 15831-2026 FSC-klagomål.docx
@@ -903,7 +903,7 @@
     <w:r>
       <w:tab/>
       <w:tab/>
-      <w:t>2026-05-17</w:t>
+      <w:t>2026-05-18</w:t>
       <w:br/>
       <w:br/>
     </w:r>

--- a/klagomål/A 15831-2026 FSC-klagomål.docx
+++ b/klagomål/A 15831-2026 FSC-klagomål.docx
@@ -903,7 +903,7 @@
     <w:r>
       <w:tab/>
       <w:tab/>
-      <w:t>2026-05-18</w:t>
+      <w:t>2026-05-19</w:t>
       <w:br/>
       <w:br/>
     </w:r>

--- a/klagomål/A 15831-2026 FSC-klagomål.docx
+++ b/klagomål/A 15831-2026 FSC-klagomål.docx
@@ -903,7 +903,7 @@
     <w:r>
       <w:tab/>
       <w:tab/>
-      <w:t>2026-05-19</w:t>
+      <w:t>2026-05-20</w:t>
       <w:br/>
       <w:br/>
     </w:r>

--- a/klagomål/A 15831-2026 FSC-klagomål.docx
+++ b/klagomål/A 15831-2026 FSC-klagomål.docx
@@ -903,7 +903,7 @@
     <w:r>
       <w:tab/>
       <w:tab/>
-      <w:t>2026-05-20</w:t>
+      <w:t>2026-05-21</w:t>
       <w:br/>
       <w:br/>
     </w:r>

--- a/klagomål/A 15831-2026 FSC-klagomål.docx
+++ b/klagomål/A 15831-2026 FSC-klagomål.docx
@@ -903,7 +903,7 @@
     <w:r>
       <w:tab/>
       <w:tab/>
-      <w:t>2026-05-21</w:t>
+      <w:t>2026-05-22</w:t>
       <w:br/>
       <w:br/>
     </w:r>

--- a/klagomål/A 15831-2026 FSC-klagomål.docx
+++ b/klagomål/A 15831-2026 FSC-klagomål.docx
@@ -903,7 +903,7 @@
     <w:r>
       <w:tab/>
       <w:tab/>
-      <w:t>2026-05-22</w:t>
+      <w:t>2026-05-23</w:t>
       <w:br/>
       <w:br/>
     </w:r>

--- a/klagomål/A 15831-2026 FSC-klagomål.docx
+++ b/klagomål/A 15831-2026 FSC-klagomål.docx
@@ -903,7 +903,7 @@
     <w:r>
       <w:tab/>
       <w:tab/>
-      <w:t>2026-05-23</w:t>
+      <w:t>2026-05-24</w:t>
       <w:br/>
       <w:br/>
     </w:r>

--- a/klagomål/A 15831-2026 FSC-klagomål.docx
+++ b/klagomål/A 15831-2026 FSC-klagomål.docx
@@ -903,7 +903,7 @@
     <w:r>
       <w:tab/>
       <w:tab/>
-      <w:t>2026-05-24</w:t>
+      <w:t>2026-05-25</w:t>
       <w:br/>
       <w:br/>
     </w:r>

--- a/klagomål/A 15831-2026 FSC-klagomål.docx
+++ b/klagomål/A 15831-2026 FSC-klagomål.docx
@@ -903,7 +903,7 @@
     <w:r>
       <w:tab/>
       <w:tab/>
-      <w:t>2026-05-25</w:t>
+      <w:t>2026-05-26</w:t>
       <w:br/>
       <w:br/>
     </w:r>

--- a/klagomål/A 15831-2026 FSC-klagomål.docx
+++ b/klagomål/A 15831-2026 FSC-klagomål.docx
@@ -903,7 +903,7 @@
     <w:r>
       <w:tab/>
       <w:tab/>
-      <w:t>2026-05-26</w:t>
+      <w:t>2026-05-27</w:t>
       <w:br/>
       <w:br/>
     </w:r>

--- a/klagomål/A 15831-2026 FSC-klagomål.docx
+++ b/klagomål/A 15831-2026 FSC-klagomål.docx
@@ -903,7 +903,7 @@
     <w:r>
       <w:tab/>
       <w:tab/>
-      <w:t>2026-05-27</w:t>
+      <w:t>2026-05-28</w:t>
       <w:br/>
       <w:br/>
     </w:r>

--- a/klagomål/A 15831-2026 FSC-klagomål.docx
+++ b/klagomål/A 15831-2026 FSC-klagomål.docx
@@ -903,7 +903,7 @@
     <w:r>
       <w:tab/>
       <w:tab/>
-      <w:t>2026-05-28</w:t>
+      <w:t>2026-05-29</w:t>
       <w:br/>
       <w:br/>
     </w:r>

--- a/klagomål/A 15831-2026 FSC-klagomål.docx
+++ b/klagomål/A 15831-2026 FSC-klagomål.docx
@@ -903,7 +903,7 @@
     <w:r>
       <w:tab/>
       <w:tab/>
-      <w:t>2026-05-29</w:t>
+      <w:t>2026-05-30</w:t>
       <w:br/>
       <w:br/>
     </w:r>

--- a/klagomål/A 15831-2026 FSC-klagomål.docx
+++ b/klagomål/A 15831-2026 FSC-klagomål.docx
@@ -903,7 +903,7 @@
     <w:r>
       <w:tab/>
       <w:tab/>
-      <w:t>2026-05-30</w:t>
+      <w:t>2026-05-31</w:t>
       <w:br/>
       <w:br/>
     </w:r>

--- a/klagomål/A 15831-2026 FSC-klagomål.docx
+++ b/klagomål/A 15831-2026 FSC-klagomål.docx
@@ -903,7 +903,7 @@
     <w:r>
       <w:tab/>
       <w:tab/>
-      <w:t>2026-05-31</w:t>
+      <w:t>2026-06-01</w:t>
       <w:br/>
       <w:br/>
     </w:r>

--- a/klagomål/A 15831-2026 FSC-klagomål.docx
+++ b/klagomål/A 15831-2026 FSC-klagomål.docx
@@ -903,7 +903,7 @@
     <w:r>
       <w:tab/>
       <w:tab/>
-      <w:t>2026-06-01</w:t>
+      <w:t>2026-06-02</w:t>
       <w:br/>
       <w:br/>
     </w:r>

--- a/klagomål/A 15831-2026 FSC-klagomål.docx
+++ b/klagomål/A 15831-2026 FSC-klagomål.docx
@@ -903,7 +903,7 @@
     <w:r>
       <w:tab/>
       <w:tab/>
-      <w:t>2026-06-02</w:t>
+      <w:t>2026-06-03</w:t>
       <w:br/>
       <w:br/>
     </w:r>

--- a/klagomål/A 15831-2026 FSC-klagomål.docx
+++ b/klagomål/A 15831-2026 FSC-klagomål.docx
@@ -903,7 +903,7 @@
     <w:r>
       <w:tab/>
       <w:tab/>
-      <w:t>2026-06-03</w:t>
+      <w:t>2026-06-04</w:t>
       <w:br/>
       <w:br/>
     </w:r>

--- a/klagomål/A 15831-2026 FSC-klagomål.docx
+++ b/klagomål/A 15831-2026 FSC-klagomål.docx
@@ -903,7 +903,7 @@
     <w:r>
       <w:tab/>
       <w:tab/>
-      <w:t>2026-06-04</w:t>
+      <w:t>2026-06-05</w:t>
       <w:br/>
       <w:br/>
     </w:r>

--- a/klagomål/A 15831-2026 FSC-klagomål.docx
+++ b/klagomål/A 15831-2026 FSC-klagomål.docx
@@ -903,7 +903,7 @@
     <w:r>
       <w:tab/>
       <w:tab/>
-      <w:t>2026-06-05</w:t>
+      <w:t>2026-06-06</w:t>
       <w:br/>
       <w:br/>
     </w:r>

--- a/klagomål/A 15831-2026 FSC-klagomål.docx
+++ b/klagomål/A 15831-2026 FSC-klagomål.docx
@@ -903,7 +903,7 @@
     <w:r>
       <w:tab/>
       <w:tab/>
-      <w:t>2026-06-06</w:t>
+      <w:t>2026-06-07</w:t>
       <w:br/>
       <w:br/>
     </w:r>

--- a/klagomål/A 15831-2026 FSC-klagomål.docx
+++ b/klagomål/A 15831-2026 FSC-klagomål.docx
@@ -903,7 +903,7 @@
     <w:r>
       <w:tab/>
       <w:tab/>
-      <w:t>2026-06-07</w:t>
+      <w:t>2026-06-08</w:t>
       <w:br/>
       <w:br/>
     </w:r>

--- a/klagomål/A 15831-2026 FSC-klagomål.docx
+++ b/klagomål/A 15831-2026 FSC-klagomål.docx
@@ -903,7 +903,7 @@
     <w:r>
       <w:tab/>
       <w:tab/>
-      <w:t>2026-06-08</w:t>
+      <w:t>2026-06-09</w:t>
       <w:br/>
       <w:br/>
     </w:r>

--- a/klagomål/A 15831-2026 FSC-klagomål.docx
+++ b/klagomål/A 15831-2026 FSC-klagomål.docx
@@ -903,7 +903,7 @@
     <w:r>
       <w:tab/>
       <w:tab/>
-      <w:t>2026-06-09</w:t>
+      <w:t>2026-06-10</w:t>
       <w:br/>
       <w:br/>
     </w:r>

--- a/klagomål/A 15831-2026 FSC-klagomål.docx
+++ b/klagomål/A 15831-2026 FSC-klagomål.docx
@@ -903,7 +903,7 @@
     <w:r>
       <w:tab/>
       <w:tab/>
-      <w:t>2026-06-10</w:t>
+      <w:t>2026-06-11</w:t>
       <w:br/>
       <w:br/>
     </w:r>

--- a/klagomål/A 15831-2026 FSC-klagomål.docx
+++ b/klagomål/A 15831-2026 FSC-klagomål.docx
@@ -903,7 +903,7 @@
     <w:r>
       <w:tab/>
       <w:tab/>
-      <w:t>2026-06-11</w:t>
+      <w:t>2026-06-12</w:t>
       <w:br/>
       <w:br/>
     </w:r>

--- a/klagomål/A 15831-2026 FSC-klagomål.docx
+++ b/klagomål/A 15831-2026 FSC-klagomål.docx
@@ -903,7 +903,7 @@
     <w:r>
       <w:tab/>
       <w:tab/>
-      <w:t>2026-06-12</w:t>
+      <w:t>2026-06-13</w:t>
       <w:br/>
       <w:br/>
     </w:r>

--- a/klagomål/A 15831-2026 FSC-klagomål.docx
+++ b/klagomål/A 15831-2026 FSC-klagomål.docx
@@ -903,7 +903,7 @@
     <w:r>
       <w:tab/>
       <w:tab/>
-      <w:t>2026-06-13</w:t>
+      <w:t>2026-06-14</w:t>
       <w:br/>
       <w:br/>
     </w:r>

--- a/klagomål/A 15831-2026 FSC-klagomål.docx
+++ b/klagomål/A 15831-2026 FSC-klagomål.docx
@@ -903,7 +903,7 @@
     <w:r>
       <w:tab/>
       <w:tab/>
-      <w:t>2026-06-15</w:t>
+      <w:t>2026-06-16</w:t>
       <w:br/>
       <w:br/>
     </w:r>

--- a/klagomål/A 15831-2026 FSC-klagomål.docx
+++ b/klagomål/A 15831-2026 FSC-klagomål.docx
@@ -903,7 +903,7 @@
     <w:r>
       <w:tab/>
       <w:tab/>
-      <w:t>2026-06-16</w:t>
+      <w:t>2026-06-17</w:t>
       <w:br/>
       <w:br/>
     </w:r>

--- a/klagomål/A 15831-2026 FSC-klagomål.docx
+++ b/klagomål/A 15831-2026 FSC-klagomål.docx
@@ -1,6 +1,6 @@
 
 <file path=word/document.xml><?xml version="1.0" encoding="utf-8"?>
-<w:document xmlns:wpc="http://schemas.microsoft.com/office/word/2010/wordprocessingCanvas" xmlns:cx="http://schemas.microsoft.com/office/drawing/2014/chartex" xmlns:cx1="http://schemas.microsoft.com/office/drawing/2015/9/8/chartex" xmlns:cx2="http://schemas.microsoft.com/office/drawing/2015/10/21/chartex" xmlns:cx3="http://schemas.microsoft.com/office/drawing/2016/5/9/chartex" xmlns:cx4="http://schemas.microsoft.com/office/drawing/2016/5/10/chartex" xmlns:cx5="http://schemas.microsoft.com/office/drawing/2016/5/11/chartex" xmlns:cx6="http://schemas.microsoft.com/office/drawing/2016/5/12/chartex" xmlns:cx7="http://schemas.microsoft.com/office/drawing/2016/5/13/chartex" xmlns:cx8="http://schemas.microsoft.com/office/drawing/2016/5/14/chartex" xmlns:mc="http://schemas.openxmlformats.org/markup-compatibility/2006" xmlns:aink="http://schemas.microsoft.com/office/drawing/2016/ink" xmlns:am3d="http://schemas.microsoft.com/office/drawing/2017/model3d" xmlns:o="urn:schemas-microsoft-com:office:office" xmlns:oel="http://schemas.microsoft.com/office/2019/extlst" xmlns:r="http://schemas.openxmlformats.org/officeDocument/2006/relationships" xmlns:m="http://schemas.openxmlformats.org/officeDocument/2006/math" xmlns:v="urn:schemas-microsoft-com:vml" xmlns:wp14="http://schemas.microsoft.com/office/word/2010/wordprocessingDrawing" xmlns:wp="http://schemas.openxmlformats.org/drawingml/2006/wordprocessingDrawing" xmlns:w10="urn:schemas-microsoft-com:office:word" xmlns:w="http://schemas.openxmlformats.org/wordprocessingml/2006/main" xmlns:w14="http://schemas.microsoft.com/office/word/2010/wordml" xmlns:w15="http://schemas.microsoft.com/office/word/2012/wordml" xmlns:w16cex="http://schemas.microsoft.com/office/word/2018/wordml/cex" xmlns:w16cid="http://schemas.microsoft.com/office/word/2016/wordml/cid" xmlns:w16="http://schemas.microsoft.com/office/word/2018/wordml" xmlns:w16sdtdh="http://schemas.microsoft.com/office/word/2020/wordml/sdtdatahash" xmlns:w16se="http://schemas.microsoft.com/office/word/2015/wordml/symex" xmlns:wpg="http://schemas.microsoft.com/office/word/2010/wordprocessingGroup" xmlns:wpi="http://schemas.microsoft.com/office/word/2010/wordprocessingInk" xmlns:wne="http://schemas.microsoft.com/office/word/2006/wordml" xmlns:wps="http://schemas.microsoft.com/office/word/2010/wordprocessingShape" mc:Ignorable="w14 w15 w16se w16cid w16 w16cex w16sdtdh wp14">
+<w:document xmlns:wpc="http://schemas.microsoft.com/office/word/2010/wordprocessingCanvas" xmlns:cx="http://schemas.microsoft.com/office/drawing/2014/chartex" xmlns:cx1="http://schemas.microsoft.com/office/drawing/2015/9/8/chartex" xmlns:cx2="http://schemas.microsoft.com/office/drawing/2015/10/21/chartex" xmlns:cx3="http://schemas.microsoft.com/office/drawing/2016/5/9/chartex" xmlns:cx4="http://schemas.microsoft.com/office/drawing/2016/5/10/chartex" xmlns:cx5="http://schemas.microsoft.com/office/drawing/2016/5/11/chartex" xmlns:cx6="http://schemas.microsoft.com/office/drawing/2016/5/12/chartex" xmlns:cx7="http://schemas.microsoft.com/office/drawing/2016/5/13/chartex" xmlns:cx8="http://schemas.microsoft.com/office/drawing/2016/5/14/chartex" xmlns:mc="http://schemas.openxmlformats.org/markup-compatibility/2006" xmlns:aink="http://schemas.microsoft.com/office/drawing/2016/ink" xmlns:am3d="http://schemas.microsoft.com/office/drawing/2017/model3d" xmlns:o="urn:schemas-microsoft-com:office:office" xmlns:oel="http://schemas.microsoft.com/office/2019/extlst" xmlns:r="http://schemas.openxmlformats.org/officeDocument/2006/relationships" xmlns:m="http://schemas.openxmlformats.org/officeDocument/2006/math" xmlns:v="urn:schemas-microsoft-com:vml" xmlns:wp14="http://schemas.microsoft.com/office/word/2010/wordprocessingDrawing" xmlns:wp="http://schemas.openxmlformats.org/drawingml/2006/wordprocessingDrawing" xmlns:w10="urn:schemas-microsoft-com:office:word" xmlns:w="http://schemas.openxmlformats.org/wordprocessingml/2006/main" xmlns:w14="http://schemas.microsoft.com/office/word/2010/wordml" xmlns:w15="http://schemas.microsoft.com/office/word/2012/wordml" xmlns:w16cex="http://schemas.microsoft.com/office/word/2018/wordml/cex" xmlns:w16cid="http://schemas.microsoft.com/office/word/2016/wordml/cid" xmlns:w16="http://schemas.microsoft.com/office/word/2018/wordml" xmlns:w16du="http://schemas.microsoft.com/office/word/2023/wordml/word16du" xmlns:w16sdtdh="http://schemas.microsoft.com/office/word/2020/wordml/sdtdatahash" xmlns:w16sdtfl="http://schemas.microsoft.com/office/word/2024/wordml/sdtformatlock" xmlns:w16se="http://schemas.microsoft.com/office/word/2015/wordml/symex" xmlns:wpg="http://schemas.microsoft.com/office/word/2010/wordprocessingGroup" xmlns:wpi="http://schemas.microsoft.com/office/word/2010/wordprocessingInk" xmlns:wne="http://schemas.microsoft.com/office/word/2006/wordml" xmlns:wps="http://schemas.microsoft.com/office/word/2010/wordprocessingShape" mc:Ignorable="w14 w15 w16se w16cid w16 w16cex w16sdtdh w16sdtfl w16du wp14">
   <w:body>
     <w:p>
       <w:r>
@@ -168,12 +168,12 @@
     </w:p>
     <w:p>
       <w:r>
-        <w:t>Detta dokument behandlar höga naturvärden i avverkningsanmälan A 15831-2026 i Krokoms kommun. Denna avverkningsanmälan inkom 2026-03-26 00:00:00 och omfattar 39,0 ha.</w:t>
+        <w:t>Detta dokument behandlar höga naturvärden i avverkningsanmälan A 15831-2026 i Krokoms kommun som inkom 2026-03-26 och omfattar 39,0 ha.</w:t>
       </w:r>
     </w:p>
     <w:p>
       <w:r>
-        <w:t>Nedan presenteras fynd av naturvårdsarter och fridlysta arter som gjorts i det avverkningsanmälda området, samt relevanta utdrag ur standarderna för FSC, Chain of Custody, Controlled Wood och PEFC.</w:t>
+        <w:t>Nedan presenteras fynd av naturvårdsarter och fridlysta arter som gjorts i det avverkningsanmälda området, samt relevanta utdrag ur standarderna för FSC, Chain of Custody, Controlled Wood och PEFC. I BILAGA 1 finns artfakta om fridlysta och rödlistade arter.</w:t>
       </w:r>
     </w:p>
     <w:p>
@@ -191,12 +191,15 @@
     </w:p>
     <w:p>
       <w:r>
-        <w:t>I avverkningsanmälan har följande 7 naturvårdsarter hittats: garnlav (NT), granticka (NT), skrovellav (NT), korallrot (S, §8), spindelblomster (S, §8), stuplav (S) och vedticka (S). Av dessa är 3 rödlistade. För rödlistade arter har rödlistekategorin angivits inom parentes. Arter som är signalarter enligt Skogsstyrelsen har markerats med (S). För fridlysta arter anges även paragrafen i Artskyddsförordningen som arten är fridlyst enligt.</w:t>
+        <w:t>I och inom 24 meter från avverkningsanmälan har följande 13 naturvårdsarter hittats: garnlav (VU, T), gränsticka (VU, T), harticka (NT, T), lunglav (NT, T), skrovellav (NT, T), bårdlav (S, T), korallrot (S, T, §8), luddlav (S, T), spindelblomster (S, T, §8), stuplav (S, T), vedticka (S, T), tjäder (T, §4) och fläcknycklar (§8). Av dessa är 5 rödlistade. För rödlistade arter har rödlistekategorin angivits inom parentes. Arter som är signalarter enligt Skogsstyrelsen har markerats med (S). Typiska arter inom Natura 2000 som är kopplade till skogsekosystem har markerats med (T). För fridlysta arter anges även paragrafen i Artskyddsförordningen som arten är fridlyst enligt.</w:t>
       </w:r>
     </w:p>
     <w:p>
       <w:r>
-        <w:t>De påträffade naturvårdsarterna är ett tydligt kvitto på att detta rör sig om en skog med höga naturvärden. I Figur 1 visas en karta över det avverkningsanmälda området, där samtliga fyndplatser för naturvårdsarter som finns registrerade på Artportalen har markerats.</w:t>
+        <w:t>De påträffade naturvårdsarterna är ett tydligt kvitto på att det rör sig om en skog med höga naturvärden.</w:t>
+      </w:r>
+      <w:r>
+        <w:t xml:space="preserve"> I Figur 1 visas fyndplatser för naturvårdsarter i området, som finns registrerade på Artportalen.</w:t>
       </w:r>
     </w:p>
     <w:p>
@@ -206,7 +209,7 @@
       <w:r>
         <w:drawing>
           <wp:inline xmlns:a="http://schemas.openxmlformats.org/drawingml/2006/main" xmlns:pic="http://schemas.openxmlformats.org/drawingml/2006/picture">
-            <wp:extent cx="5486400" cy="3807885"/>
+            <wp:extent cx="5486400" cy="5094244"/>
             <wp:docPr id="1" name="Picture 1"/>
             <wp:cNvGraphicFramePr>
               <a:graphicFrameLocks noChangeAspect="1"/>
@@ -227,7 +230,7 @@
                   <pic:spPr>
                     <a:xfrm>
                       <a:off x="0" y="0"/>
-                      <a:ext cx="5486400" cy="3807885"/>
+                      <a:ext cx="5486400" cy="5094244"/>
                     </a:xfrm>
                     <a:prstGeom prst="rect"/>
                   </pic:spPr>
@@ -241,9 +244,175 @@
     <w:p>
       <w:pPr>
         <w:pStyle w:val="Caption"/>
+        <w:spacing w:after="240"/>
       </w:pPr>
       <w:r>
-        <w:t>Figur 1. Fyndplatser för naturvårdsarter i det avverkningsanmälda området (röd linje). Markörer utan svart kant är placerade på fyndplatsen. Markörer med svart kant är placerade vid sidan av fyndplatsen och har ett svart streck som visar fyndplatsens exakta position. Kartans mittpunktskoordinat är N 7104437, E 464359 i SWEREF 99 TM.</w:t>
+        <w:t>Figur 1. Fyndplatser för naturvårdsarter i och inom 24 meter från avverkningsanmälan (röd linje). Markörer utan svart kant är placerade på fyndplatsen. Markörer med svart kant är placerade vid sidan av fyndplatsen och har ett svart streck som visar fyndplatsens exakta position. Kartans mittpunktskoordinat är N 7104437, E 464359 i SWEREF 99 TM.</w:t>
+      </w:r>
+    </w:p>
+    <w:p>
+      <w:pPr>
+        <w:pStyle w:val="Heading2"/>
+      </w:pPr>
+      <w:r>
+        <w:t>Fridlysta arter</w:t>
+      </w:r>
+    </w:p>
+    <w:p>
+      <w:r>
+        <w:t>Följande fridlysta arter har sina livsmiljöer och växtplatser i den avverkningsanmälda skogen: korallrot (S, T, §8), spindelblomster (S, T, §8), tjäder (T, §4) och fläcknycklar (§8).</w:t>
+      </w:r>
+    </w:p>
+    <w:p>
+      <w:r>
+        <w:t xml:space="preserve">Observera att medlemsländerna är skyldiga att agera i enlighet med EU:s fågeldirektiv där det uttryckligen står att direktivet gäller för fåglar samt för deras ägg, bon och </w:t>
+      </w:r>
+      <w:r>
+        <w:rPr>
+          <w:b/>
+        </w:rPr>
+        <w:t xml:space="preserve">livsmiljöer </w:t>
+      </w:r>
+      <w:r>
+        <w:t>(artikel 1). Vidare att de åtgärder som vidtas inte får leda till en försämring av den nuvarande situationen beträffande bevarandet av de fågelarter som avses i artikel 1 (artikel 13). Fågeldirektivet är styrande för tillsynsansvariga myndigheters ärendehantering, ställningstaganden och beslutsfattande.</w:t>
+      </w:r>
+    </w:p>
+    <w:p>
+      <w:r>
+        <w:rPr>
+          <w:b/>
+        </w:rPr>
+        <w:t>Korallrot (§8)</w:t>
+      </w:r>
+      <w:r>
+        <w:t xml:space="preserve"> växer i sumpskogar och annan fuktig eller växelfuktig skogsmark, exempelvis i alkärr och kärrkanter, fuktiga bäckdalar, raviner, myrlaggar, sumpiga strandskogar samt i fuktiga lundar. Den visar på mer eller mindre stabila förhållanden och intakt hydrologi och är känslig för avverkning, körskador, skogsgödsling och dikning. Korallrot är typisk art för </w:t>
+      </w:r>
+      <w:r>
+        <w:rPr>
+          <w:i/>
+        </w:rPr>
+        <w:t>9080 Lövsumpskog</w:t>
+      </w:r>
+      <w:r>
+        <w:t xml:space="preserve"> och fridlyst enligt 8 § artskyddsförordningen (SLU Artdatabanken, 2024; Nitare &amp; Skogsstyrelsen, 2019).</w:t>
+      </w:r>
+    </w:p>
+    <w:p>
+      <w:r>
+        <w:rPr>
+          <w:b/>
+        </w:rPr>
+        <w:t>Spindelblomster (§8)</w:t>
+      </w:r>
+      <w:r>
+        <w:t xml:space="preserve"> växer i äldre mossrik granskog eller barrblandskog, men även i fjällbjörkskog. Arten indikerar långvarig trädkontinuitet och hög luftfuktighet och är mycket känslig för uttorkning och markskador. Spindelblomster har i många trakter minskat starkt under senare tid på grund av slutavverkningar och skogsmarksdikning. Spindelblomster är typisk art för </w:t>
+      </w:r>
+      <w:r>
+        <w:rPr>
+          <w:i/>
+        </w:rPr>
+        <w:t xml:space="preserve">9010 Taiga, 9050 Näringsrik granskog </w:t>
+      </w:r>
+      <w:r>
+        <w:t>och</w:t>
+      </w:r>
+      <w:r>
+        <w:rPr>
+          <w:i/>
+        </w:rPr>
+        <w:t xml:space="preserve"> 9040 Fjällbjörkskog</w:t>
+      </w:r>
+      <w:r>
+        <w:t xml:space="preserve"> (Nitare &amp; Skogsstyrelsen, 2019; SLU Artdatabanken, 2025).</w:t>
+      </w:r>
+    </w:p>
+    <w:p>
+      <w:r>
+        <w:rPr>
+          <w:b/>
+        </w:rPr>
+        <w:t>Tjäder (§4)</w:t>
+      </w:r>
+      <w:r>
+        <w:t xml:space="preserve"> omfattas av bilaga 1 och 2 EU:s fågeldirektiv och är typisk art för </w:t>
+      </w:r>
+      <w:r>
+        <w:rPr>
+          <w:i/>
+        </w:rPr>
+        <w:t xml:space="preserve">9010 Taiga </w:t>
+      </w:r>
+      <w:r>
+        <w:t xml:space="preserve">och </w:t>
+      </w:r>
+      <w:r>
+        <w:rPr>
+          <w:i/>
+        </w:rPr>
+        <w:t>9740 Skogsbevuxen myr</w:t>
+      </w:r>
+      <w:r>
+        <w:t>. Tjädern är en utpräglad skogsfågel knuten till större sammanhängande barrskogsområden. Tupparna och hönorna utnyttjar till viss del olika miljöer, och habitatvalet varierar dessutom mellan olika delar av året. För att det ska finnas livskraftiga tjäderbestånd krävs funktionella skogslandskap med en blandning av uppvuxen, gles och luckig skog, täta sumpskogar, myrar och andra små våtmarker. Arten försvinner när skogen fragmenteras och den sammanlagda arealen hyggen och andra öppna områden blir för stor. Ett småskaligt och försiktigt virkesuttag genom hyggesfria metoder kan i vissa fall vara möjligt i området inom 200 m från lekcentrum. Längre ut från lekcentrum, inom 200–500 m bör den avverkade ytan inte överskrida 1 hektar för att undvika alltför stora och snabba förändringar (Skogsstyrelsen, 2019; SLU Artdatabanken, 2024).</w:t>
+      </w:r>
+    </w:p>
+    <w:p>
+      <w:r>
+        <w:t>I BILAGA 1 finns mer detaljerad information om ekologi samt krav på livsmiljö hos fridlysta arter.</w:t>
+      </w:r>
+    </w:p>
+    <w:p>
+      <w:pPr>
+        <w:pStyle w:val="Heading2"/>
+      </w:pPr>
+      <w:r>
+        <w:t>Övriga naturvårdsarter</w:t>
+      </w:r>
+    </w:p>
+    <w:p>
+      <w:r>
+        <w:rPr>
+          <w:b/>
+        </w:rPr>
+        <w:t>Bårdlav</w:t>
+      </w:r>
+      <w:r>
+        <w:t xml:space="preserve"> signalerar miljöer med höga naturvärden och på lokalerna finns vanligtvis många andra ovanliga och rödlistade arter. Den visar även på platser med hög och jämn luftfuktighet. På bårdlav och andra njurlavar (Nephroma) kan de sällsynta parasiterna </w:t>
+      </w:r>
+      <w:r>
+        <w:rPr>
+          <w:i/>
+        </w:rPr>
+        <w:t xml:space="preserve">Protounguicularia nephromatis </w:t>
+      </w:r>
+      <w:r>
+        <w:t xml:space="preserve">(VU) och </w:t>
+      </w:r>
+      <w:r>
+        <w:rPr>
+          <w:i/>
+        </w:rPr>
+        <w:t xml:space="preserve">Tremella nephromatis </w:t>
+      </w:r>
+      <w:r>
+        <w:t xml:space="preserve">(DD) påträffas. Bårdlav är typisk art för </w:t>
+      </w:r>
+      <w:r>
+        <w:rPr>
+          <w:i/>
+        </w:rPr>
+        <w:t xml:space="preserve">9010 Taiga, 9020 Nordlig ädellövskog, 9070 Trädklädd betesmark, 9110 Näringsfattig bokskog, 9160 Näringsrik ekskog, 9180 Ädellövskog i branter </w:t>
+      </w:r>
+      <w:r>
+        <w:t>och</w:t>
+      </w:r>
+      <w:r>
+        <w:rPr>
+          <w:i/>
+        </w:rPr>
+        <w:t xml:space="preserve"> 9190 Näringsfattig ekskog</w:t>
+      </w:r>
+      <w:r>
+        <w:t xml:space="preserve"> (SLU Artdatabanken, 2026; Nitare &amp; Skogsstyrelsen, 2019).</w:t>
       </w:r>
     </w:p>
     <w:p>
@@ -280,37 +449,142 @@
         <w:rPr>
           <w:b/>
         </w:rPr>
-        <w:t>Granticka</w:t>
-      </w:r>
-      <w:r>
-        <w:t xml:space="preserve"> förekommer främst i äldre skogar med naturskogskaraktär, liksom i dimensionsavverkade och plockhuggna skogar. I äldre grannaturskog i norra Sverige är den alltjämt en förhållandevis vanlig karaktärsart, medan den längre söderut blir allt mer sällsynt. I Götaland och delar av Svealand är den en god signalart för skyddsvärda granskogsmiljöer. Arten bedöms ha minskat starkt under senare år på grund av skogsavverkningar, då den framför allt växer i äldre granskog med långvarig grankontinuitet. I urskogsliknande bestånd i norra Sverige kan ibland påträffas den mycket sällsynta tickan grantickeporing (VU), som lever på döda grantickor. Det som tidigare inbegripit grantickan har visat sig röra sig om två arter; tajgagranticka </w:t>
+        <w:t>Gränsticka (VU)</w:t>
+      </w:r>
+      <w:r>
+        <w:t xml:space="preserve"> är en mycket bra signalart inom hela sitt utbredningsområde. Den är huvudsakligen knuten till restbestånd av barrnaturskog och förekommer med ett tydligt optimum i orörda eller måttligt påverkade gamla granskogar där det föreligger långvarig kontinuitet av grov död ved. Den totala populationen bedöms ha minskat och fortsätter att minska i takt med att grankontinuitetsskogar (äldre tidigare icke kalavverkade skogar) minskar i areal. Minskningstakten överstiger gränsvärdet för sårbar (VU). Lokaler som hyser arten bör undantas från skogsbruk, speciellt i mellersta och södra Sverige. Gränsticka är typisk art för </w:t>
       </w:r>
       <w:r>
         <w:rPr>
           <w:i/>
         </w:rPr>
-        <w:t>Porodaedalea abietis</w:t>
-      </w:r>
-      <w:r>
-        <w:t xml:space="preserve"> (LC) och </w:t>
+        <w:t>9010 Taiga</w:t>
+      </w:r>
+      <w:r>
+        <w:t xml:space="preserve"> (SLU Artdatabanken, 2026; Nitare &amp; Skogsstyrelsen, 2019).</w:t>
+      </w:r>
+    </w:p>
+    <w:p>
+      <w:r>
+        <w:rPr>
+          <w:b/>
+        </w:rPr>
+        <w:t>Harticka (NT)</w:t>
+      </w:r>
+      <w:r>
+        <w:t xml:space="preserve"> är normalt en mycket bra signalart för granskogar med höga naturvärden. Även när svampen påträffas i mer påverkade skogar är det nästan alltid fråga om skogsmiljöer i sena successionsstadier med höga naturvärden. Skogsskötselåtgärder på eller i omedelbar närhet av växtplatserna kan innebära ett hot mot arten. Harticka är typisk art för </w:t>
       </w:r>
       <w:r>
         <w:rPr>
           <w:i/>
         </w:rPr>
-        <w:t>Porodaedalea chrysoloma</w:t>
-      </w:r>
-      <w:r>
-        <w:t xml:space="preserve"> (DD). Den nordligare arten, tajgagranticka, bildar större fruktkroppar och har sin främsta förekomst i norra Sverige, medan den mer tunnköttiga arten, </w:t>
+        <w:t xml:space="preserve">9010 Taiga, 9050 Näringsrik granskog </w:t>
+      </w:r>
+      <w:r>
+        <w:t xml:space="preserve">och </w:t>
       </w:r>
       <w:r>
         <w:rPr>
           <w:i/>
         </w:rPr>
-        <w:t>P. chrysoloma</w:t>
-      </w:r>
-      <w:r>
-        <w:t>, förekommer i sydöstra Sverige och på Gotland (SLU Artdatabanken, 2026; Nitare &amp; Skogsstyrelsen, 2019).</w:t>
+        <w:t>9030 Landhöjningsskog</w:t>
+      </w:r>
+      <w:r>
+        <w:t xml:space="preserve"> (SLU Artdatabanken, 2024; Nitare &amp; Skogsstyrelsen, 2019).</w:t>
+      </w:r>
+    </w:p>
+    <w:p>
+      <w:r>
+        <w:rPr>
+          <w:b/>
+        </w:rPr>
+        <w:t>Luddlav</w:t>
+      </w:r>
+      <w:r>
+        <w:t xml:space="preserve"> signalerar lång skoglig kontinuitet med ett stabilt lokal- och mikroklimat med hög och jämn fuktighet. Luddlav är typisk art för </w:t>
+      </w:r>
+      <w:r>
+        <w:rPr>
+          <w:i/>
+        </w:rPr>
+        <w:t>9010 Taiga,</w:t>
+      </w:r>
+      <w:r>
+        <w:t xml:space="preserve"> </w:t>
+      </w:r>
+      <w:r>
+        <w:rPr>
+          <w:i/>
+        </w:rPr>
+        <w:t xml:space="preserve">9020 Nordlig ädellövskog, 9070 Trädklädd betesmark, 9110 Näringsfattig bokskog, 9180 Ädellövskog i branter </w:t>
+      </w:r>
+      <w:r>
+        <w:t>och</w:t>
+      </w:r>
+      <w:r>
+        <w:rPr>
+          <w:i/>
+        </w:rPr>
+        <w:t xml:space="preserve"> 9190 Näringsfattig ekskog </w:t>
+      </w:r>
+      <w:r>
+        <w:t>(Nitare &amp; Skogsstyrelsen, 2019; SLU Artdatabanken, 2025).</w:t>
+      </w:r>
+    </w:p>
+    <w:p>
+      <w:r>
+        <w:rPr>
+          <w:b/>
+        </w:rPr>
+        <w:t>Lunglav (NT)</w:t>
+      </w:r>
+      <w:r>
+        <w:t xml:space="preserve"> är en av vårt lands främsta signalarter som överallt indikerar gamla lövträd, skogsbestånd med höga naturvärden och ekosystem med långskoglig kontinuitet. Lokalt kan förekomsten vara mycket riklig men den hittas nästan enbart i gamla och ej slutavverkade skogar. Artens samtliga förekomster bör uppmärksammas från naturvårdssynpunkt, då många lokaler även hyser andra ovanliga och rödlistade arter. Rikliga förekomster bör skyddas med biotopskydd, frivilliga avsättningar eller reservat. På lunglav kan de sällsynta lavparasiterna lunglavshårprick (CR), </w:t>
+      </w:r>
+      <w:r>
+        <w:rPr>
+          <w:i/>
+        </w:rPr>
+        <w:t>Abrothallus diederichii</w:t>
+      </w:r>
+      <w:r>
+        <w:t xml:space="preserve"> (VU), </w:t>
+      </w:r>
+      <w:r>
+        <w:rPr>
+          <w:i/>
+        </w:rPr>
+        <w:t>Abrothallus lobariae</w:t>
+      </w:r>
+      <w:r>
+        <w:t xml:space="preserve"> (VU), </w:t>
+      </w:r>
+      <w:r>
+        <w:rPr>
+          <w:i/>
+        </w:rPr>
+        <w:t>Calycina lobariae</w:t>
+      </w:r>
+      <w:r>
+        <w:t xml:space="preserve"> (VU), lunglavsknapp (VU) och skrovelmössing (VU) påträffas. Lunglav är typisk art för </w:t>
+      </w:r>
+      <w:r>
+        <w:rPr>
+          <w:i/>
+        </w:rPr>
+        <w:t>9010 Taiga, 9020 Nordlig ädellövskog, 9110 Näringsfattig bokskog, 9130 Näringsrik bokskog, 9160 Näringsrik ekskog, 9180 Ädellövskog i branter, 9190 Näringsfattig ekskog, 9070 Trädklädd betesmark, 9040 Fjällbjörkskog</w:t>
+      </w:r>
+      <w:r>
+        <w:t xml:space="preserve"> och</w:t>
+      </w:r>
+      <w:r>
+        <w:rPr>
+          <w:i/>
+        </w:rPr>
+        <w:t xml:space="preserve"> 6530 Lövängar</w:t>
+      </w:r>
+      <w:r>
+        <w:t xml:space="preserve"> (SLU Artdatabanken, 2026; Nitare &amp; Skogsstyrelsen, 2019).</w:t>
       </w:r>
     </w:p>
     <w:p>
@@ -441,12 +715,15 @@
         <w:pStyle w:val="Heading1"/>
       </w:pPr>
       <w:r>
-        <w:t>Fridlysta arter</w:t>
+        <w:t>Certifiering</w:t>
       </w:r>
     </w:p>
     <w:p>
-      <w:r>
-        <w:t>Följande fridlysta arter har sina livsmiljöer och växtplatser i den avverkningsanmälda skogen: korallrot (S, §8) och spindelblomster (S, §8).</w:t>
+      <w:pPr>
+        <w:pStyle w:val="Heading2"/>
+      </w:pPr>
+      <w:r>
+        <w:t>Ur FSC-standarden</w:t>
       </w:r>
     </w:p>
     <w:p>
@@ -454,19 +731,52 @@
         <w:rPr>
           <w:b/>
         </w:rPr>
-        <w:t>Korallrot (§8)</w:t>
-      </w:r>
-      <w:r>
-        <w:t xml:space="preserve"> växer i sumpskogar och annan fuktig eller växelfuktig skogsmark, exempelvis i alkärr och kärrkanter, fuktiga bäckdalar, raviner, myrlaggar, sumpiga strandskogar samt i fuktiga lundar. Den visar på mer eller mindre stabila förhållanden och intakt hydrologi och är känslig för avverkning, körskador, skogsgödsling och dikning. Korallrot är typisk art för </w:t>
+        <w:t xml:space="preserve">PRINCIP 1: LAGEFTERLEVNAD: </w:t>
+      </w:r>
+      <w:r>
+        <w:t>Certifikatsinnehavaren ska följa alla tillämpliga lagar, förordningar och nationellt ratificerade internationella avtal, konventioner och överenskommelser.</w:t>
+      </w:r>
+    </w:p>
+    <w:p>
+      <w:r>
+        <w:rPr>
+          <w:b/>
+        </w:rPr>
+        <w:t xml:space="preserve">1.3.1 </w:t>
+      </w:r>
+      <w:r>
+        <w:t>Tillämpliga lagar och föreskrifter för brukandet av skogen följs.</w:t>
+      </w:r>
+    </w:p>
+    <w:p>
+      <w:pPr>
+        <w:pStyle w:val="ListBullet"/>
+      </w:pPr>
+      <w:r>
+        <w:rPr>
+          <w:b/>
+          <w:i/>
+        </w:rPr>
+        <w:t xml:space="preserve">Kommentar: </w:t>
+      </w:r>
+      <w:r>
+        <w:t>I den avverkningsanmälda skogen har fridlysta arter sina livsmiljöer och växtplatser. Att skada de fridlysta arternas livsmiljöer, växtplatser eller ekologiska funktion är inte tillåtet enligt artskyddsförordningen.</w:t>
       </w:r>
       <w:r>
         <w:rPr>
           <w:i/>
         </w:rPr>
-        <w:t>9080 Lövsumpskog</w:t>
-      </w:r>
-      <w:r>
-        <w:t xml:space="preserve"> och fridlyst enligt 8 § artskyddsförordningen (SLU Artdatabanken, 2024; Nitare &amp; Skogsstyrelsen, 2019).</w:t>
+        <w:t xml:space="preserve"> EU:s medlemsländer och skogsbolag är skyldiga att agera i enlighet med EU:s fågeldirektiv där det uttryckligen står att direktivet gäller för fåglar samt för deras ägg, bon och </w:t>
+      </w:r>
+      <w:r>
+        <w:rPr>
+          <w:b/>
+          <w:i/>
+        </w:rPr>
+        <w:t xml:space="preserve">livsmiljöer </w:t>
+      </w:r>
+      <w:r>
+        <w:t>(artikel 1). Vidare att de åtgärder som vidtas inte får leda till en försämring av den nuvarande situationen beträffande bevarandet av de fågelarter som avses i artikel 1 (artikel 13).</w:t>
       </w:r>
     </w:p>
     <w:p>
@@ -474,28 +784,192 @@
         <w:rPr>
           <w:b/>
         </w:rPr>
-        <w:t>Spindelblomster (§8)</w:t>
-      </w:r>
-      <w:r>
-        <w:t xml:space="preserve"> växer i äldre mossrik granskog eller barrblandskog, men även i fjällbjörkskog. Arten indikerar långvarig trädkontinuitet och hög luftfuktighet och är mycket känslig för uttorkning och markskador. Spindelblomster har i många trakter minskat starkt under senare tid på grund av slutavverkningar och skogsmarksdikning. Spindelblomster är typisk art för </w:t>
+        <w:t xml:space="preserve">6.4 </w:t>
+      </w:r>
+      <w:r>
+        <w:t>Certifikatsinnehavaren ska skydda sällsynta arter och hotade arter samt deras livsmiljöer inom skogsbruksenheten. Det ska ske genom avsättningar, andra skyddade områden och genom att skapa konnektivitet och/eller genom andra direkta åtgärder som gynnar dessa arters överlevnad och livskraft. Åtgärderna ska stå i förhållande till brukandets skala, intensitet och risk, samt till sällsynta och hotade arters bevarandestatus och ekologiska krav. Certifikatsinnehavaren ska beakta den geografiska spridningen och ekologiska krav hos sällsynta och hotade arter utanför skogsbruksenhetens gränser när beslut om åtgärder inom skogsbruksenheten ska fattas.</w:t>
+      </w:r>
+    </w:p>
+    <w:p>
+      <w:r>
+        <w:rPr>
+          <w:b/>
+        </w:rPr>
+        <w:t xml:space="preserve">6.4.3 </w:t>
+      </w:r>
+      <w:r>
+        <w:t>Bevarandeåtgärder genomförs för de kända förekomster av rödlistade arter som påverkas av skogsbruk.</w:t>
+      </w:r>
+    </w:p>
+    <w:p>
+      <w:pPr>
+        <w:pStyle w:val="ListBullet"/>
+      </w:pPr>
+      <w:r>
+        <w:rPr>
+          <w:b/>
+          <w:i/>
+        </w:rPr>
+        <w:t xml:space="preserve">Kommentar: </w:t>
       </w:r>
       <w:r>
         <w:rPr>
           <w:i/>
         </w:rPr>
-        <w:t xml:space="preserve">9010 Taiga, 9050 Näringsrik granskog </w:t>
-      </w:r>
-      <w:r>
-        <w:t>och</w:t>
+        <w:t>I det avverkningsanmälda skogsområdet har 13 naturvårdsarter varav 5 rödlistade arter sina livsmiljöer och växtplatser.</w:t>
+      </w:r>
+    </w:p>
+    <w:p>
+      <w:pPr>
+        <w:pStyle w:val="Heading2"/>
+      </w:pPr>
+      <w:r>
+        <w:t>Ur Chain of Custody Certification (FSC-STD-40-004 ver 3.0)</w:t>
+      </w:r>
+    </w:p>
+    <w:p>
+      <w:r>
+        <w:rPr>
+          <w:b/>
+        </w:rPr>
+        <w:t xml:space="preserve">1.3 </w:t>
+      </w:r>
+      <w:r>
+        <w:t xml:space="preserve">The organization shall commit to the FSC values as defined in FSC-POL-01-004 Policy for the Association of Organizations with FSC. </w:t>
+      </w:r>
+    </w:p>
+    <w:p>
+      <w:pPr>
+        <w:pStyle w:val="Heading2"/>
+      </w:pPr>
+      <w:r>
+        <w:t>Ur FSC:s policy för associerade organisationer (FSC-POL-01-004)</w:t>
+      </w:r>
+    </w:p>
+    <w:p>
+      <w:r>
+        <w:t xml:space="preserve">Som “Chain of Custody”-certifierad organisation är skogsbolaget bunden av de fastställda reglerna i Del 1 Punkt 1 c) i Policy för organisationer associerade med FSC (FSC-POL-01-004 V2-0 EN + SVE version 2012-03-02): </w:t>
+      </w:r>
+    </w:p>
+    <w:p>
+      <w:pPr>
+        <w:pStyle w:val="ListNumber"/>
+      </w:pPr>
+      <w:r>
+        <w:t>De organisationer FSC kan acceptera association med får inte direkt eller indirekt ha några kopplingar till nedanstående, oacceptabla aktiviteter:</w:t>
+      </w:r>
+    </w:p>
+    <w:p>
+      <w:pPr>
+        <w:ind w:left="357"/>
+      </w:pPr>
+      <w:r>
+        <w:t>a) Olaglig skogsavverkning och handel med olagligt avverkat virke eller skogsprodukter</w:t>
+      </w:r>
+    </w:p>
+    <w:p>
+      <w:pPr>
+        <w:ind w:left="357"/>
+      </w:pPr>
+      <w:r>
+        <w:t>...</w:t>
+      </w:r>
+    </w:p>
+    <w:p>
+      <w:pPr>
+        <w:ind w:left="357"/>
+      </w:pPr>
+      <w:r>
+        <w:t>c) Skogsbruk som förstör höga naturvärden</w:t>
+      </w:r>
+    </w:p>
+    <w:p>
+      <w:pPr>
+        <w:ind w:left="357"/>
+      </w:pPr>
+      <w:r>
+        <w:t>d) Betydande omvandling av skog till plantager eller annan, icke skoglig, markanvändning</w:t>
+      </w:r>
+    </w:p>
+    <w:p>
+      <w:pPr>
+        <w:pStyle w:val="ListBullet"/>
+      </w:pPr>
+      <w:r>
+        <w:rPr>
+          <w:b/>
+          <w:i/>
+        </w:rPr>
+        <w:t xml:space="preserve">Kommentar: </w:t>
       </w:r>
       <w:r>
         <w:rPr>
           <w:i/>
         </w:rPr>
-        <w:t xml:space="preserve"> 9040 Fjällbjörkskog</w:t>
-      </w:r>
-      <w:r>
-        <w:t xml:space="preserve"> (Nitare &amp; Skogsstyrelsen, 2019; SLU Artdatabanken, 2025).</w:t>
+        <w:t>Avverkning av skog med höga naturvärden samt skada på fridlysta arter strider både mot FSC Controlled Wood-standarden och FSC:s policy for associerade organisationer.</w:t>
+      </w:r>
+    </w:p>
+    <w:p>
+      <w:pPr>
+        <w:pStyle w:val="Heading2"/>
+      </w:pPr>
+      <w:r>
+        <w:t>Ur FSC Controlled Wood (FSC-STD-40-005)</w:t>
+      </w:r>
+    </w:p>
+    <w:p>
+      <w:r>
+        <w:t>Virke som inte accepteras i FSC-märkta produkter (oacceptabelt ursprung) enligt FSC Controlled Wood (FSC-STD-40-005):</w:t>
+      </w:r>
+    </w:p>
+    <w:p>
+      <w:pPr>
+        <w:pStyle w:val="ListNumber"/>
+      </w:pPr>
+      <w:r>
+        <w:t>Illegalt avverkat virke.</w:t>
+      </w:r>
+    </w:p>
+    <w:p>
+      <w:pPr>
+        <w:pStyle w:val="ListNumber"/>
+      </w:pPr>
+      <w:r>
+        <w:t>...</w:t>
+      </w:r>
+    </w:p>
+    <w:p>
+      <w:pPr>
+        <w:pStyle w:val="ListNumber"/>
+      </w:pPr>
+      <w:r>
+        <w:t>Virke från avverkningar som hotar höga naturvärden.</w:t>
+      </w:r>
+    </w:p>
+    <w:p>
+      <w:pPr>
+        <w:pStyle w:val="ListNumber"/>
+      </w:pPr>
+      <w:r>
+        <w:t>Virke från skog som konverteras till plantager eller icke-skogligt bruk.</w:t>
+      </w:r>
+    </w:p>
+    <w:p>
+      <w:pPr>
+        <w:pStyle w:val="ListBullet"/>
+      </w:pPr>
+      <w:r>
+        <w:rPr>
+          <w:b/>
+          <w:i/>
+        </w:rPr>
+        <w:t xml:space="preserve">Kommentar: </w:t>
+      </w:r>
+      <w:r>
+        <w:rPr>
+          <w:i/>
+        </w:rPr>
+        <w:t>Avverkning av skog med höga naturvärden samt skada på fridlysta arter strider både mot FSC Controlled Wood-standarden och FSC:s policy for associerade organisationer.</w:t>
       </w:r>
     </w:p>
     <w:p>
@@ -503,7 +977,108 @@
         <w:pStyle w:val="Heading1"/>
       </w:pPr>
       <w:r>
-        <w:t>Certifiering</w:t>
+        <w:t>Ur PEFC-standarden gällande lagefterlevnad</w:t>
+      </w:r>
+    </w:p>
+    <w:p>
+      <w:r>
+        <w:t>PEFC-standarden förutsätter att tillämplig svensk lagstiftning följs. Det är utsedd tillsynsmyndighet som ansvarar för tillsyn av lagens efterlevnad. PEFC-standarden återger innehållet i vissa certifieringskritiska lag- och föreskriftskrav vilka ska ingå i granskning av PEFC-systemets efterlevnad.</w:t>
+      </w:r>
+    </w:p>
+    <w:p>
+      <w:pPr>
+        <w:pStyle w:val="ListBullet"/>
+      </w:pPr>
+      <w:r>
+        <w:rPr>
+          <w:b/>
+          <w:i/>
+        </w:rPr>
+        <w:t xml:space="preserve">Kommentar: </w:t>
+      </w:r>
+      <w:r>
+        <w:rPr>
+          <w:i/>
+        </w:rPr>
+        <w:t>I den avverkningsanmälda skogen har fridlysta arter sina livsmiljöer och växtplatser. Att skada de fridlysta arternas livsmiljöer, växtplatser eller ekologiska funktion är inte tillåtet enligt artskyddsförordningen</w:t>
+      </w:r>
+    </w:p>
+    <w:p>
+      <w:r>
+        <w:br w:type="page"/>
+      </w:r>
+    </w:p>
+    <w:p>
+      <w:pPr>
+        <w:pStyle w:val="Title"/>
+      </w:pPr>
+      <w:r>
+        <w:t>BILAGA 1 –</w:t>
+        <w:br/>
+        <w:t>Fridlysta och rödlistade arter</w:t>
+      </w:r>
+    </w:p>
+    <w:p>
+      <w:pPr>
+        <w:pStyle w:val="Heading1"/>
+      </w:pPr>
+      <w:r>
+        <w:t>Lunglav – ekologi samt krav på livsmiljön</w:t>
+      </w:r>
+    </w:p>
+    <w:p>
+      <w:r>
+        <w:t xml:space="preserve">Lunglav (NT) är en av vårt lands främsta signalarter som överallt indikerar gamla lövträd, skogsbestånd med höga naturvärden och ekosystem med lång skoglig kontinuitet. Lokalt kan förekomsten vara mycket riklig men den hittas nästan enbart i gamla och ej slutavverkade skogar. Artens samtliga förekomster bör uppmärksammas från naturvårdssynpunkt, då många lokaler även hyser andra ovanliga och rödlistade arter, däribland de sällsynta lavparasiterna lunglavshårprick (CR), </w:t>
+      </w:r>
+      <w:r>
+        <w:rPr>
+          <w:i/>
+        </w:rPr>
+        <w:t>Abrothallus diederichii</w:t>
+      </w:r>
+      <w:r>
+        <w:t xml:space="preserve"> (VU), </w:t>
+      </w:r>
+      <w:r>
+        <w:rPr>
+          <w:i/>
+        </w:rPr>
+        <w:t>Abrothallus lobariae</w:t>
+      </w:r>
+      <w:r>
+        <w:t xml:space="preserve"> (VU), </w:t>
+      </w:r>
+      <w:r>
+        <w:rPr>
+          <w:i/>
+        </w:rPr>
+        <w:t>Calycina lobariae</w:t>
+      </w:r>
+      <w:r>
+        <w:t xml:space="preserve"> (VU), lunglavsknapp (VU) och skrovelmössing (VU), som växer på lunglav. Rikliga förekomster med lunglav bör skyddas med biotopskydd, frivilliga avsättningar eller reservat (SLU Artdatabanken, 2026; Nitare &amp; Skogsstyrelsen, 2019).</w:t>
+      </w:r>
+    </w:p>
+    <w:p>
+      <w:r>
+        <w:t xml:space="preserve">Lunglav är typisk art för </w:t>
+      </w:r>
+      <w:r>
+        <w:rPr>
+          <w:i/>
+        </w:rPr>
+        <w:t>9010 Taiga, 9020 Nordlig ädellövskog, 9110 Näringsfattig bokskog, 9130 Näringsrik bokskog, 9160 Näringsrik ekskog, 9180 Ädellövskog i branter, 9190 Näringsfattig ekskog, 9070 Trädklädd betesmark, 9040 Fjällbjörkskog</w:t>
+      </w:r>
+      <w:r>
+        <w:t xml:space="preserve"> och</w:t>
+      </w:r>
+      <w:r>
+        <w:rPr>
+          <w:i/>
+        </w:rPr>
+        <w:t xml:space="preserve"> 6530 Lövängar</w:t>
+      </w:r>
+      <w:r>
+        <w:t xml:space="preserve"> (SLU Artdatabanken, 2026).</w:t>
       </w:r>
     </w:p>
     <w:p>
@@ -511,84 +1086,71 @@
         <w:pStyle w:val="Heading2"/>
       </w:pPr>
       <w:r>
-        <w:t>Ur FSC-standarden</w:t>
+        <w:t>Referenser – lunglav</w:t>
       </w:r>
     </w:p>
     <w:p>
       <w:r>
+        <w:t xml:space="preserve">Nitare, J. och Skogsstyrelsen, 2019. </w:t>
+      </w:r>
+      <w:r>
         <w:rPr>
-          <w:b/>
+          <w:i/>
         </w:rPr>
-        <w:t xml:space="preserve">PRINCIP 1: LAGEFTERLEVNAD: </w:t>
-      </w:r>
-      <w:r>
-        <w:t>Certifikatsinnehavaren ska följa alla tillämpliga lagar, förordningar och nationellt ratificerade internationella avtal, konventioner och överenskommelser.</w:t>
+        <w:t xml:space="preserve">Skyddsvärd skog – Naturvårdsarter och andra kriterier för naturvärdesbedömning. </w:t>
+      </w:r>
+      <w:r>
+        <w:t>Skogsstyrelsen.</w:t>
       </w:r>
     </w:p>
     <w:p>
       <w:r>
+        <w:t xml:space="preserve">SLU Artdatabanken, 2026. </w:t>
+      </w:r>
+      <w:r>
         <w:rPr>
-          <w:b/>
+          <w:i/>
         </w:rPr>
-        <w:t xml:space="preserve">1.3.1 </w:t>
-      </w:r>
-      <w:r>
-        <w:t>Tillämpliga lagar och föreskrifter för brukandet av skogen följs.</w:t>
+        <w:t xml:space="preserve">Artfaktablad. Naturvård – artfakta. </w:t>
+      </w:r>
+      <w:r>
+        <w:t>SLU Artdatabanken, Uppsala.</w:t>
       </w:r>
     </w:p>
     <w:p>
       <w:pPr>
-        <w:pStyle w:val="ListBullet"/>
+        <w:pStyle w:val="Heading1"/>
       </w:pPr>
       <w:r>
-        <w:rPr>
-          <w:b/>
-          <w:i/>
-        </w:rPr>
-        <w:t xml:space="preserve">Kommentar: </w:t>
-      </w:r>
-      <w:r>
-        <w:t>I den avverkningsanmälda skogen har fridlysta arter sina livsmiljöer och växtplatser. Att skada de fridlysta arternas livsmiljöer, växtplatser eller ekologiska funktion är inte tillåtet enligt artskyddsförordningen.</w:t>
+        <w:t>Tjäder – ekologi samt krav på livsmiljön</w:t>
       </w:r>
     </w:p>
     <w:p>
       <w:r>
-        <w:rPr>
-          <w:b/>
-        </w:rPr>
-        <w:t xml:space="preserve">6.4 </w:t>
-      </w:r>
-      <w:r>
-        <w:t>Certifikatsinnehavaren ska skydda sällsynta arter och hotade arter samt deras livsmiljöer inom skogsbruksenheten. Det ska ske genom avsättningar, andra skyddade områden och genom att skapa konnektivitet och/eller genom andra direkta åtgärder som gynnar dessa arters överlevnad och livskraft. Åtgärderna ska stå i förhållande till brukandets skala, intensitet och risk, samt till sällsynta och hotade arters bevarandestatus och ekologiska krav. Certifikatsinnehavaren ska beakta den geografiska spridningen och ekologiska krav hos sällsynta och hotade arter utanför skogsbruksenhetens gränser när beslut om åtgärder inom skogsbruksenheten ska fattas.</w:t>
-      </w:r>
-    </w:p>
-    <w:p>
-      <w:r>
-        <w:rPr>
-          <w:b/>
-        </w:rPr>
-        <w:t xml:space="preserve">6.4.3 </w:t>
-      </w:r>
-      <w:r>
-        <w:t>Bevarandeåtgärder genomförs för de kända förekomster av rödlistade arter som påverkas av skogsbruk.</w:t>
-      </w:r>
-    </w:p>
-    <w:p>
-      <w:pPr>
-        <w:pStyle w:val="ListBullet"/>
-      </w:pPr>
-      <w:r>
-        <w:rPr>
-          <w:b/>
-          <w:i/>
-        </w:rPr>
-        <w:t xml:space="preserve">Kommentar: </w:t>
+        <w:t xml:space="preserve">Tjäder (§4) omfattas av bilaga 1 och 2 EU:s fågeldirektiv och är typisk art för </w:t>
       </w:r>
       <w:r>
         <w:rPr>
           <w:i/>
         </w:rPr>
-        <w:t>I det avverkningsanmälda skogsområdet har 7 naturvårdsarter varav 3 rödlistade arter sina livsmiljöer och växtplatser.</w:t>
+        <w:t xml:space="preserve">9010 Taiga </w:t>
+      </w:r>
+      <w:r>
+        <w:t xml:space="preserve">och </w:t>
+      </w:r>
+      <w:r>
+        <w:rPr>
+          <w:i/>
+        </w:rPr>
+        <w:t>9740 Skogsbevuxen myr</w:t>
+      </w:r>
+      <w:r>
+        <w:t>. Tjädern är en utpräglad skogsfågel knuten till större sammanhängande barrskogsområden. Tupparna och hönorna utnyttjar till viss del olika miljöer, och habitatvalet varierar dessutom mellan olika delar av året. För att det ska finnas livskraftiga tjäderbestånd krävs funktionella skogslandskap med en blandning av uppvuxen, gles och luckig skog, täta sumpskogar, myrar och andra små våtmarker (Skogsstyrelsen, 2019; SLU Artdatabanken 2024).</w:t>
+      </w:r>
+    </w:p>
+    <w:p>
+      <w:r>
+        <w:t>Arten försvinner när skogen fragmenteras och den sammanlagda arealen hyggen och andra öppna områden blir för stor. Ett småskaligt och försiktigt virkesuttag genom hyggesfria metoder kan i vissa fall vara möjligt i området inom 200 m från lekcentrum. Längre ut från lekcentrum, inom 200–500 m bör den avverkade ytan inte överskrida 1 hektar för att undvika alltför stora och snabba förändringar (Skogsstyrelsen, 2019).</w:t>
       </w:r>
     </w:p>
     <w:p>
@@ -596,183 +1158,32 @@
         <w:pStyle w:val="Heading2"/>
       </w:pPr>
       <w:r>
-        <w:t>Ur Chain of Custody Certification (FSC-STD-40-004 ver 3.0)</w:t>
+        <w:t>Referenser – tjäder</w:t>
       </w:r>
     </w:p>
     <w:p>
       <w:r>
-        <w:rPr>
-          <w:b/>
-        </w:rPr>
-        <w:t xml:space="preserve">1.3 </w:t>
-      </w:r>
-      <w:r>
-        <w:t xml:space="preserve">The organization shall commit to the FSC values as defined in FSC-POL-01-004 Policy for the Association of Organizations with FSC. </w:t>
-      </w:r>
-    </w:p>
-    <w:p>
-      <w:pPr>
-        <w:pStyle w:val="Heading2"/>
-      </w:pPr>
-      <w:r>
-        <w:t>Ur FSC:s policy för associerade organisationer (FSC-POL-01-004)</w:t>
-      </w:r>
-    </w:p>
-    <w:p>
-      <w:r>
-        <w:t xml:space="preserve">Som “Chain of Custody”-certifierad organisation är skogsbolaget bunden av de fastställda reglerna i Del 1 Punkt 1 c) i Policy för organisationer associerade med FSC (FSC-POL-01-004 V2-0 EN + SVE version 2012-03-02): </w:t>
-      </w:r>
-    </w:p>
-    <w:p>
-      <w:pPr>
-        <w:pStyle w:val="ListNumber"/>
-      </w:pPr>
-      <w:r>
-        <w:t>De organisationer FSC kan acceptera association med får inte direkt eller indirekt ha några kopplingar till nedanstående, oacceptabla aktiviteter:</w:t>
-      </w:r>
-    </w:p>
-    <w:p>
-      <w:pPr>
-        <w:ind w:left="357"/>
-      </w:pPr>
-      <w:r>
-        <w:t>a) Olaglig skogsavverkning och handel med olagligt avverkat virke eller skogsprodukter</w:t>
-      </w:r>
-    </w:p>
-    <w:p>
-      <w:pPr>
-        <w:ind w:left="357"/>
-      </w:pPr>
-      <w:r>
-        <w:t>...</w:t>
-      </w:r>
-    </w:p>
-    <w:p>
-      <w:pPr>
-        <w:ind w:left="357"/>
-      </w:pPr>
-      <w:r>
-        <w:t>c) Skogsbruk som förstör höga naturvärden</w:t>
-      </w:r>
-    </w:p>
-    <w:p>
-      <w:pPr>
-        <w:ind w:left="357"/>
-      </w:pPr>
-      <w:r>
-        <w:t>d) Betydande omvandling av skog till plantager eller annan, icke skoglig, markanvändning</w:t>
-      </w:r>
-    </w:p>
-    <w:p>
-      <w:pPr>
-        <w:pStyle w:val="ListBullet"/>
-      </w:pPr>
-      <w:r>
-        <w:rPr>
-          <w:b/>
-          <w:i/>
-        </w:rPr>
-        <w:t xml:space="preserve">Kommentar: </w:t>
+        <w:t xml:space="preserve">Skogsstyrelsen, 2019. </w:t>
       </w:r>
       <w:r>
         <w:rPr>
           <w:i/>
         </w:rPr>
-        <w:t>Avverkning av skog med höga naturvärden samt skada på fridlysta arter strider både mot FSC Controlled Wood-standarden och FSC:s policy for associerade organisationer.</w:t>
+        <w:t>Vägledning för hänsyn till fåglar – tjäder.</w:t>
       </w:r>
     </w:p>
     <w:p>
-      <w:pPr>
-        <w:pStyle w:val="Heading2"/>
-      </w:pPr>
-      <w:r>
-        <w:t>Ur FSC Controlled Wood (FSC-STD-40-005)</w:t>
-      </w:r>
-    </w:p>
-    <w:p>
-      <w:r>
-        <w:t>Virke som inte accepteras i FSC-märkta produkter (oacceptabelt ursprung) enligt FSC Controlled Wood (FSC-STD-40-005):</w:t>
-      </w:r>
-    </w:p>
-    <w:p>
-      <w:pPr>
-        <w:pStyle w:val="ListNumber"/>
-      </w:pPr>
-      <w:r>
-        <w:t>Illegalt avverkat virke.</w:t>
-      </w:r>
-    </w:p>
-    <w:p>
-      <w:pPr>
-        <w:pStyle w:val="ListNumber"/>
-      </w:pPr>
-      <w:r>
-        <w:t>...</w:t>
-      </w:r>
-    </w:p>
-    <w:p>
-      <w:pPr>
-        <w:pStyle w:val="ListNumber"/>
-      </w:pPr>
-      <w:r>
-        <w:t>Virke från avverkningar som hotar höga naturvärden.</w:t>
-      </w:r>
-    </w:p>
-    <w:p>
-      <w:pPr>
-        <w:pStyle w:val="ListNumber"/>
-      </w:pPr>
-      <w:r>
-        <w:t>Virke från skog som konverteras till plantager eller icke-skogligt bruk.</w:t>
-      </w:r>
-    </w:p>
-    <w:p>
-      <w:pPr>
-        <w:pStyle w:val="ListBullet"/>
-      </w:pPr>
-      <w:r>
-        <w:rPr>
-          <w:b/>
-          <w:i/>
-        </w:rPr>
-        <w:t xml:space="preserve">Kommentar: </w:t>
+      <w:r>
+        <w:t xml:space="preserve">SLU Artdatabanken, 2024. </w:t>
       </w:r>
       <w:r>
         <w:rPr>
           <w:i/>
         </w:rPr>
-        <w:t>Avverkning av skog med höga naturvärden samt skada på fridlysta arter strider både mot FSC Controlled Wood-standarden och FSC:s policy for associerade organisationer.</w:t>
-      </w:r>
-    </w:p>
-    <w:p>
-      <w:pPr>
-        <w:pStyle w:val="Heading1"/>
-      </w:pPr>
-      <w:r>
-        <w:t>Ur PEFC-standarden gällande lagefterlevnad</w:t>
-      </w:r>
-    </w:p>
-    <w:p>
-      <w:r>
-        <w:t>PEFC-standarden förutsätter att tillämplig svensk lagstiftning följs. Det är utsedd tillsynsmyndighet som ansvarar för tillsyn av lagens efterlevnad. PEFC-standarden återger innehållet i vissa certifieringskritiska lag- och föreskriftskrav vilka ska ingå i granskning av PEFC-systemets efterlevnad.</w:t>
-      </w:r>
-    </w:p>
-    <w:p>
-      <w:pPr>
-        <w:pStyle w:val="ListBullet"/>
-      </w:pPr>
-      <w:r>
-        <w:rPr>
-          <w:b/>
-          <w:i/>
-        </w:rPr>
-        <w:t xml:space="preserve">Kommentar: </w:t>
-      </w:r>
-      <w:r>
-        <w:rPr>
-          <w:i/>
-        </w:rPr>
-        <w:t>I den avverkningsanmälda skogen har fridlysta arter sina livsmiljöer och växtplatser. Att skada de fridlysta arternas livsmiljöer, växtplatser eller ekologiska funktion är inte tillåtet enligt artskyddsförordningen</w:t>
+        <w:t xml:space="preserve">Artfaktablad. Naturvård – artfakta. </w:t>
+      </w:r>
+      <w:r>
+        <w:t>SLU Artdatabanken, Uppsala</w:t>
       </w:r>
     </w:p>
     <w:sectPr>
@@ -793,7 +1204,7 @@
 </file>
 
 <file path=word/endnotes.xml><?xml version="1.0" encoding="utf-8"?>
-<w:endnotes xmlns:wpc="http://schemas.microsoft.com/office/word/2010/wordprocessingCanvas" xmlns:cx="http://schemas.microsoft.com/office/drawing/2014/chartex" xmlns:cx1="http://schemas.microsoft.com/office/drawing/2015/9/8/chartex" xmlns:cx2="http://schemas.microsoft.com/office/drawing/2015/10/21/chartex" xmlns:cx3="http://schemas.microsoft.com/office/drawing/2016/5/9/chartex" xmlns:cx4="http://schemas.microsoft.com/office/drawing/2016/5/10/chartex" xmlns:cx5="http://schemas.microsoft.com/office/drawing/2016/5/11/chartex" xmlns:cx6="http://schemas.microsoft.com/office/drawing/2016/5/12/chartex" xmlns:cx7="http://schemas.microsoft.com/office/drawing/2016/5/13/chartex" xmlns:cx8="http://schemas.microsoft.com/office/drawing/2016/5/14/chartex" xmlns:mc="http://schemas.openxmlformats.org/markup-compatibility/2006" xmlns:aink="http://schemas.microsoft.com/office/drawing/2016/ink" xmlns:am3d="http://schemas.microsoft.com/office/drawing/2017/model3d" xmlns:o="urn:schemas-microsoft-com:office:office" xmlns:oel="http://schemas.microsoft.com/office/2019/extlst" xmlns:r="http://schemas.openxmlformats.org/officeDocument/2006/relationships" xmlns:m="http://schemas.openxmlformats.org/officeDocument/2006/math" xmlns:v="urn:schemas-microsoft-com:vml" xmlns:wp14="http://schemas.microsoft.com/office/word/2010/wordprocessingDrawing" xmlns:wp="http://schemas.openxmlformats.org/drawingml/2006/wordprocessingDrawing" xmlns:w10="urn:schemas-microsoft-com:office:word" xmlns:w="http://schemas.openxmlformats.org/wordprocessingml/2006/main" xmlns:w14="http://schemas.microsoft.com/office/word/2010/wordml" xmlns:w15="http://schemas.microsoft.com/office/word/2012/wordml" xmlns:w16cex="http://schemas.microsoft.com/office/word/2018/wordml/cex" xmlns:w16cid="http://schemas.microsoft.com/office/word/2016/wordml/cid" xmlns:w16="http://schemas.microsoft.com/office/word/2018/wordml" xmlns:w16sdtdh="http://schemas.microsoft.com/office/word/2020/wordml/sdtdatahash" xmlns:w16se="http://schemas.microsoft.com/office/word/2015/wordml/symex" xmlns:wpg="http://schemas.microsoft.com/office/word/2010/wordprocessingGroup" xmlns:wpi="http://schemas.microsoft.com/office/word/2010/wordprocessingInk" xmlns:wne="http://schemas.microsoft.com/office/word/2006/wordml" xmlns:wps="http://schemas.microsoft.com/office/word/2010/wordprocessingShape" mc:Ignorable="w14 w15 w16se w16cid w16 w16cex w16sdtdh wp14">
+<w:endnotes xmlns:wpc="http://schemas.microsoft.com/office/word/2010/wordprocessingCanvas" xmlns:cx="http://schemas.microsoft.com/office/drawing/2014/chartex" xmlns:cx1="http://schemas.microsoft.com/office/drawing/2015/9/8/chartex" xmlns:cx2="http://schemas.microsoft.com/office/drawing/2015/10/21/chartex" xmlns:cx3="http://schemas.microsoft.com/office/drawing/2016/5/9/chartex" xmlns:cx4="http://schemas.microsoft.com/office/drawing/2016/5/10/chartex" xmlns:cx5="http://schemas.microsoft.com/office/drawing/2016/5/11/chartex" xmlns:cx6="http://schemas.microsoft.com/office/drawing/2016/5/12/chartex" xmlns:cx7="http://schemas.microsoft.com/office/drawing/2016/5/13/chartex" xmlns:cx8="http://schemas.microsoft.com/office/drawing/2016/5/14/chartex" xmlns:mc="http://schemas.openxmlformats.org/markup-compatibility/2006" xmlns:aink="http://schemas.microsoft.com/office/drawing/2016/ink" xmlns:am3d="http://schemas.microsoft.com/office/drawing/2017/model3d" xmlns:o="urn:schemas-microsoft-com:office:office" xmlns:oel="http://schemas.microsoft.com/office/2019/extlst" xmlns:r="http://schemas.openxmlformats.org/officeDocument/2006/relationships" xmlns:m="http://schemas.openxmlformats.org/officeDocument/2006/math" xmlns:v="urn:schemas-microsoft-com:vml" xmlns:wp14="http://schemas.microsoft.com/office/word/2010/wordprocessingDrawing" xmlns:wp="http://schemas.openxmlformats.org/drawingml/2006/wordprocessingDrawing" xmlns:w10="urn:schemas-microsoft-com:office:word" xmlns:w="http://schemas.openxmlformats.org/wordprocessingml/2006/main" xmlns:w14="http://schemas.microsoft.com/office/word/2010/wordml" xmlns:w15="http://schemas.microsoft.com/office/word/2012/wordml" xmlns:w16cex="http://schemas.microsoft.com/office/word/2018/wordml/cex" xmlns:w16cid="http://schemas.microsoft.com/office/word/2016/wordml/cid" xmlns:w16="http://schemas.microsoft.com/office/word/2018/wordml" xmlns:w16du="http://schemas.microsoft.com/office/word/2023/wordml/word16du" xmlns:w16sdtdh="http://schemas.microsoft.com/office/word/2020/wordml/sdtdatahash" xmlns:w16sdtfl="http://schemas.microsoft.com/office/word/2024/wordml/sdtformatlock" xmlns:w16se="http://schemas.microsoft.com/office/word/2015/wordml/symex" xmlns:wpg="http://schemas.microsoft.com/office/word/2010/wordprocessingGroup" xmlns:wpi="http://schemas.microsoft.com/office/word/2010/wordprocessingInk" xmlns:wne="http://schemas.microsoft.com/office/word/2006/wordml" xmlns:wps="http://schemas.microsoft.com/office/word/2010/wordprocessingShape" mc:Ignorable="w14 w15 w16se w16cid w16 w16cex w16sdtdh w16sdtfl w16du wp14">
   <w:endnote w:type="separator" w:id="-1">
     <w:p>
       <w:pPr>
@@ -818,7 +1229,7 @@
 </file>
 
 <file path=word/footer1.xml><?xml version="1.0" encoding="utf-8"?>
-<w:ftr xmlns:wpc="http://schemas.microsoft.com/office/word/2010/wordprocessingCanvas" xmlns:cx="http://schemas.microsoft.com/office/drawing/2014/chartex" xmlns:cx1="http://schemas.microsoft.com/office/drawing/2015/9/8/chartex" xmlns:cx2="http://schemas.microsoft.com/office/drawing/2015/10/21/chartex" xmlns:cx3="http://schemas.microsoft.com/office/drawing/2016/5/9/chartex" xmlns:cx4="http://schemas.microsoft.com/office/drawing/2016/5/10/chartex" xmlns:cx5="http://schemas.microsoft.com/office/drawing/2016/5/11/chartex" xmlns:cx6="http://schemas.microsoft.com/office/drawing/2016/5/12/chartex" xmlns:cx7="http://schemas.microsoft.com/office/drawing/2016/5/13/chartex" xmlns:cx8="http://schemas.microsoft.com/office/drawing/2016/5/14/chartex" xmlns:mc="http://schemas.openxmlformats.org/markup-compatibility/2006" xmlns:aink="http://schemas.microsoft.com/office/drawing/2016/ink" xmlns:am3d="http://schemas.microsoft.com/office/drawing/2017/model3d" xmlns:o="urn:schemas-microsoft-com:office:office" xmlns:oel="http://schemas.microsoft.com/office/2019/extlst" xmlns:r="http://schemas.openxmlformats.org/officeDocument/2006/relationships" xmlns:m="http://schemas.openxmlformats.org/officeDocument/2006/math" xmlns:v="urn:schemas-microsoft-com:vml" xmlns:wp14="http://schemas.microsoft.com/office/word/2010/wordprocessingDrawing" xmlns:wp="http://schemas.openxmlformats.org/drawingml/2006/wordprocessingDrawing" xmlns:w10="urn:schemas-microsoft-com:office:word" xmlns:w="http://schemas.openxmlformats.org/wordprocessingml/2006/main" xmlns:w14="http://schemas.microsoft.com/office/word/2010/wordml" xmlns:w15="http://schemas.microsoft.com/office/word/2012/wordml" xmlns:w16cex="http://schemas.microsoft.com/office/word/2018/wordml/cex" xmlns:w16cid="http://schemas.microsoft.com/office/word/2016/wordml/cid" xmlns:w16="http://schemas.microsoft.com/office/word/2018/wordml" xmlns:w16sdtdh="http://schemas.microsoft.com/office/word/2020/wordml/sdtdatahash" xmlns:w16se="http://schemas.microsoft.com/office/word/2015/wordml/symex" xmlns:wpg="http://schemas.microsoft.com/office/word/2010/wordprocessingGroup" xmlns:wpi="http://schemas.microsoft.com/office/word/2010/wordprocessingInk" xmlns:wne="http://schemas.microsoft.com/office/word/2006/wordml" xmlns:wps="http://schemas.microsoft.com/office/word/2010/wordprocessingShape" mc:Ignorable="w14 w15 w16se w16cid w16 w16cex w16sdtdh wp14">
+<w:ftr xmlns:wpc="http://schemas.microsoft.com/office/word/2010/wordprocessingCanvas" xmlns:cx="http://schemas.microsoft.com/office/drawing/2014/chartex" xmlns:cx1="http://schemas.microsoft.com/office/drawing/2015/9/8/chartex" xmlns:cx2="http://schemas.microsoft.com/office/drawing/2015/10/21/chartex" xmlns:cx3="http://schemas.microsoft.com/office/drawing/2016/5/9/chartex" xmlns:cx4="http://schemas.microsoft.com/office/drawing/2016/5/10/chartex" xmlns:cx5="http://schemas.microsoft.com/office/drawing/2016/5/11/chartex" xmlns:cx6="http://schemas.microsoft.com/office/drawing/2016/5/12/chartex" xmlns:cx7="http://schemas.microsoft.com/office/drawing/2016/5/13/chartex" xmlns:cx8="http://schemas.microsoft.com/office/drawing/2016/5/14/chartex" xmlns:mc="http://schemas.openxmlformats.org/markup-compatibility/2006" xmlns:aink="http://schemas.microsoft.com/office/drawing/2016/ink" xmlns:am3d="http://schemas.microsoft.com/office/drawing/2017/model3d" xmlns:o="urn:schemas-microsoft-com:office:office" xmlns:oel="http://schemas.microsoft.com/office/2019/extlst" xmlns:r="http://schemas.openxmlformats.org/officeDocument/2006/relationships" xmlns:m="http://schemas.openxmlformats.org/officeDocument/2006/math" xmlns:v="urn:schemas-microsoft-com:vml" xmlns:wp14="http://schemas.microsoft.com/office/word/2010/wordprocessingDrawing" xmlns:wp="http://schemas.openxmlformats.org/drawingml/2006/wordprocessingDrawing" xmlns:w10="urn:schemas-microsoft-com:office:word" xmlns:w="http://schemas.openxmlformats.org/wordprocessingml/2006/main" xmlns:w14="http://schemas.microsoft.com/office/word/2010/wordml" xmlns:w15="http://schemas.microsoft.com/office/word/2012/wordml" xmlns:w16cex="http://schemas.microsoft.com/office/word/2018/wordml/cex" xmlns:w16cid="http://schemas.microsoft.com/office/word/2016/wordml/cid" xmlns:w16="http://schemas.microsoft.com/office/word/2018/wordml" xmlns:w16du="http://schemas.microsoft.com/office/word/2023/wordml/word16du" xmlns:w16sdtdh="http://schemas.microsoft.com/office/word/2020/wordml/sdtdatahash" xmlns:w16sdtfl="http://schemas.microsoft.com/office/word/2024/wordml/sdtformatlock" xmlns:w16se="http://schemas.microsoft.com/office/word/2015/wordml/symex" xmlns:wpg="http://schemas.microsoft.com/office/word/2010/wordprocessingGroup" xmlns:wpi="http://schemas.microsoft.com/office/word/2010/wordprocessingInk" xmlns:wne="http://schemas.microsoft.com/office/word/2006/wordml" xmlns:wps="http://schemas.microsoft.com/office/word/2010/wordprocessingShape" mc:Ignorable="w14 w15 w16se w16cid w16 w16cex w16sdtdh w16sdtfl w16du wp14">
   <w:p>
     <w:pPr>
       <w:pStyle w:val="Footer"/>
@@ -828,7 +1239,7 @@
 </file>
 
 <file path=word/footer2.xml><?xml version="1.0" encoding="utf-8"?>
-<w:ftr xmlns:wpc="http://schemas.microsoft.com/office/word/2010/wordprocessingCanvas" xmlns:cx="http://schemas.microsoft.com/office/drawing/2014/chartex" xmlns:cx1="http://schemas.microsoft.com/office/drawing/2015/9/8/chartex" xmlns:cx2="http://schemas.microsoft.com/office/drawing/2015/10/21/chartex" xmlns:cx3="http://schemas.microsoft.com/office/drawing/2016/5/9/chartex" xmlns:cx4="http://schemas.microsoft.com/office/drawing/2016/5/10/chartex" xmlns:cx5="http://schemas.microsoft.com/office/drawing/2016/5/11/chartex" xmlns:cx6="http://schemas.microsoft.com/office/drawing/2016/5/12/chartex" xmlns:cx7="http://schemas.microsoft.com/office/drawing/2016/5/13/chartex" xmlns:cx8="http://schemas.microsoft.com/office/drawing/2016/5/14/chartex" xmlns:mc="http://schemas.openxmlformats.org/markup-compatibility/2006" xmlns:aink="http://schemas.microsoft.com/office/drawing/2016/ink" xmlns:am3d="http://schemas.microsoft.com/office/drawing/2017/model3d" xmlns:o="urn:schemas-microsoft-com:office:office" xmlns:oel="http://schemas.microsoft.com/office/2019/extlst" xmlns:r="http://schemas.openxmlformats.org/officeDocument/2006/relationships" xmlns:m="http://schemas.openxmlformats.org/officeDocument/2006/math" xmlns:v="urn:schemas-microsoft-com:vml" xmlns:wp14="http://schemas.microsoft.com/office/word/2010/wordprocessingDrawing" xmlns:wp="http://schemas.openxmlformats.org/drawingml/2006/wordprocessingDrawing" xmlns:w10="urn:schemas-microsoft-com:office:word" xmlns:w="http://schemas.openxmlformats.org/wordprocessingml/2006/main" xmlns:w14="http://schemas.microsoft.com/office/word/2010/wordml" xmlns:w15="http://schemas.microsoft.com/office/word/2012/wordml" xmlns:w16cex="http://schemas.microsoft.com/office/word/2018/wordml/cex" xmlns:w16cid="http://schemas.microsoft.com/office/word/2016/wordml/cid" xmlns:w16="http://schemas.microsoft.com/office/word/2018/wordml" xmlns:w16sdtdh="http://schemas.microsoft.com/office/word/2020/wordml/sdtdatahash" xmlns:w16se="http://schemas.microsoft.com/office/word/2015/wordml/symex" xmlns:wpg="http://schemas.microsoft.com/office/word/2010/wordprocessingGroup" xmlns:wpi="http://schemas.microsoft.com/office/word/2010/wordprocessingInk" xmlns:wne="http://schemas.microsoft.com/office/word/2006/wordml" xmlns:wps="http://schemas.microsoft.com/office/word/2010/wordprocessingShape" mc:Ignorable="w14 w15 w16se w16cid w16 w16cex w16sdtdh wp14">
+<w:ftr xmlns:wpc="http://schemas.microsoft.com/office/word/2010/wordprocessingCanvas" xmlns:cx="http://schemas.microsoft.com/office/drawing/2014/chartex" xmlns:cx1="http://schemas.microsoft.com/office/drawing/2015/9/8/chartex" xmlns:cx2="http://schemas.microsoft.com/office/drawing/2015/10/21/chartex" xmlns:cx3="http://schemas.microsoft.com/office/drawing/2016/5/9/chartex" xmlns:cx4="http://schemas.microsoft.com/office/drawing/2016/5/10/chartex" xmlns:cx5="http://schemas.microsoft.com/office/drawing/2016/5/11/chartex" xmlns:cx6="http://schemas.microsoft.com/office/drawing/2016/5/12/chartex" xmlns:cx7="http://schemas.microsoft.com/office/drawing/2016/5/13/chartex" xmlns:cx8="http://schemas.microsoft.com/office/drawing/2016/5/14/chartex" xmlns:mc="http://schemas.openxmlformats.org/markup-compatibility/2006" xmlns:aink="http://schemas.microsoft.com/office/drawing/2016/ink" xmlns:am3d="http://schemas.microsoft.com/office/drawing/2017/model3d" xmlns:o="urn:schemas-microsoft-com:office:office" xmlns:oel="http://schemas.microsoft.com/office/2019/extlst" xmlns:r="http://schemas.openxmlformats.org/officeDocument/2006/relationships" xmlns:m="http://schemas.openxmlformats.org/officeDocument/2006/math" xmlns:v="urn:schemas-microsoft-com:vml" xmlns:wp14="http://schemas.microsoft.com/office/word/2010/wordprocessingDrawing" xmlns:wp="http://schemas.openxmlformats.org/drawingml/2006/wordprocessingDrawing" xmlns:w10="urn:schemas-microsoft-com:office:word" xmlns:w="http://schemas.openxmlformats.org/wordprocessingml/2006/main" xmlns:w14="http://schemas.microsoft.com/office/word/2010/wordml" xmlns:w15="http://schemas.microsoft.com/office/word/2012/wordml" xmlns:w16cex="http://schemas.microsoft.com/office/word/2018/wordml/cex" xmlns:w16cid="http://schemas.microsoft.com/office/word/2016/wordml/cid" xmlns:w16="http://schemas.microsoft.com/office/word/2018/wordml" xmlns:w16du="http://schemas.microsoft.com/office/word/2023/wordml/word16du" xmlns:w16sdtdh="http://schemas.microsoft.com/office/word/2020/wordml/sdtdatahash" xmlns:w16sdtfl="http://schemas.microsoft.com/office/word/2024/wordml/sdtformatlock" xmlns:w16se="http://schemas.microsoft.com/office/word/2015/wordml/symex" xmlns:wpg="http://schemas.microsoft.com/office/word/2010/wordprocessingGroup" xmlns:wpi="http://schemas.microsoft.com/office/word/2010/wordprocessingInk" xmlns:wne="http://schemas.microsoft.com/office/word/2006/wordml" xmlns:wps="http://schemas.microsoft.com/office/word/2010/wordprocessingShape" mc:Ignorable="w14 w15 w16se w16cid w16 w16cex w16sdtdh w16sdtfl w16du wp14">
   <w:p>
     <w:pPr>
       <w:pStyle w:val="Footer"/>
@@ -838,7 +1249,7 @@
 </file>
 
 <file path=word/footer3.xml><?xml version="1.0" encoding="utf-8"?>
-<w:ftr xmlns:wpc="http://schemas.microsoft.com/office/word/2010/wordprocessingCanvas" xmlns:cx="http://schemas.microsoft.com/office/drawing/2014/chartex" xmlns:cx1="http://schemas.microsoft.com/office/drawing/2015/9/8/chartex" xmlns:cx2="http://schemas.microsoft.com/office/drawing/2015/10/21/chartex" xmlns:cx3="http://schemas.microsoft.com/office/drawing/2016/5/9/chartex" xmlns:cx4="http://schemas.microsoft.com/office/drawing/2016/5/10/chartex" xmlns:cx5="http://schemas.microsoft.com/office/drawing/2016/5/11/chartex" xmlns:cx6="http://schemas.microsoft.com/office/drawing/2016/5/12/chartex" xmlns:cx7="http://schemas.microsoft.com/office/drawing/2016/5/13/chartex" xmlns:cx8="http://schemas.microsoft.com/office/drawing/2016/5/14/chartex" xmlns:mc="http://schemas.openxmlformats.org/markup-compatibility/2006" xmlns:aink="http://schemas.microsoft.com/office/drawing/2016/ink" xmlns:am3d="http://schemas.microsoft.com/office/drawing/2017/model3d" xmlns:o="urn:schemas-microsoft-com:office:office" xmlns:oel="http://schemas.microsoft.com/office/2019/extlst" xmlns:r="http://schemas.openxmlformats.org/officeDocument/2006/relationships" xmlns:m="http://schemas.openxmlformats.org/officeDocument/2006/math" xmlns:v="urn:schemas-microsoft-com:vml" xmlns:wp14="http://schemas.microsoft.com/office/word/2010/wordprocessingDrawing" xmlns:wp="http://schemas.openxmlformats.org/drawingml/2006/wordprocessingDrawing" xmlns:w10="urn:schemas-microsoft-com:office:word" xmlns:w="http://schemas.openxmlformats.org/wordprocessingml/2006/main" xmlns:w14="http://schemas.microsoft.com/office/word/2010/wordml" xmlns:w15="http://schemas.microsoft.com/office/word/2012/wordml" xmlns:w16cex="http://schemas.microsoft.com/office/word/2018/wordml/cex" xmlns:w16cid="http://schemas.microsoft.com/office/word/2016/wordml/cid" xmlns:w16="http://schemas.microsoft.com/office/word/2018/wordml" xmlns:w16sdtdh="http://schemas.microsoft.com/office/word/2020/wordml/sdtdatahash" xmlns:w16se="http://schemas.microsoft.com/office/word/2015/wordml/symex" xmlns:wpg="http://schemas.microsoft.com/office/word/2010/wordprocessingGroup" xmlns:wpi="http://schemas.microsoft.com/office/word/2010/wordprocessingInk" xmlns:wne="http://schemas.microsoft.com/office/word/2006/wordml" xmlns:wps="http://schemas.microsoft.com/office/word/2010/wordprocessingShape" mc:Ignorable="w14 w15 w16se w16cid w16 w16cex w16sdtdh wp14">
+<w:ftr xmlns:wpc="http://schemas.microsoft.com/office/word/2010/wordprocessingCanvas" xmlns:cx="http://schemas.microsoft.com/office/drawing/2014/chartex" xmlns:cx1="http://schemas.microsoft.com/office/drawing/2015/9/8/chartex" xmlns:cx2="http://schemas.microsoft.com/office/drawing/2015/10/21/chartex" xmlns:cx3="http://schemas.microsoft.com/office/drawing/2016/5/9/chartex" xmlns:cx4="http://schemas.microsoft.com/office/drawing/2016/5/10/chartex" xmlns:cx5="http://schemas.microsoft.com/office/drawing/2016/5/11/chartex" xmlns:cx6="http://schemas.microsoft.com/office/drawing/2016/5/12/chartex" xmlns:cx7="http://schemas.microsoft.com/office/drawing/2016/5/13/chartex" xmlns:cx8="http://schemas.microsoft.com/office/drawing/2016/5/14/chartex" xmlns:mc="http://schemas.openxmlformats.org/markup-compatibility/2006" xmlns:aink="http://schemas.microsoft.com/office/drawing/2016/ink" xmlns:am3d="http://schemas.microsoft.com/office/drawing/2017/model3d" xmlns:o="urn:schemas-microsoft-com:office:office" xmlns:oel="http://schemas.microsoft.com/office/2019/extlst" xmlns:r="http://schemas.openxmlformats.org/officeDocument/2006/relationships" xmlns:m="http://schemas.openxmlformats.org/officeDocument/2006/math" xmlns:v="urn:schemas-microsoft-com:vml" xmlns:wp14="http://schemas.microsoft.com/office/word/2010/wordprocessingDrawing" xmlns:wp="http://schemas.openxmlformats.org/drawingml/2006/wordprocessingDrawing" xmlns:w10="urn:schemas-microsoft-com:office:word" xmlns:w="http://schemas.openxmlformats.org/wordprocessingml/2006/main" xmlns:w14="http://schemas.microsoft.com/office/word/2010/wordml" xmlns:w15="http://schemas.microsoft.com/office/word/2012/wordml" xmlns:w16cex="http://schemas.microsoft.com/office/word/2018/wordml/cex" xmlns:w16cid="http://schemas.microsoft.com/office/word/2016/wordml/cid" xmlns:w16="http://schemas.microsoft.com/office/word/2018/wordml" xmlns:w16du="http://schemas.microsoft.com/office/word/2023/wordml/word16du" xmlns:w16sdtdh="http://schemas.microsoft.com/office/word/2020/wordml/sdtdatahash" xmlns:w16sdtfl="http://schemas.microsoft.com/office/word/2024/wordml/sdtformatlock" xmlns:w16se="http://schemas.microsoft.com/office/word/2015/wordml/symex" xmlns:wpg="http://schemas.microsoft.com/office/word/2010/wordprocessingGroup" xmlns:wpi="http://schemas.microsoft.com/office/word/2010/wordprocessingInk" xmlns:wne="http://schemas.microsoft.com/office/word/2006/wordml" xmlns:wps="http://schemas.microsoft.com/office/word/2010/wordprocessingShape" mc:Ignorable="w14 w15 w16se w16cid w16 w16cex w16sdtdh w16sdtfl w16du wp14">
   <w:p>
     <w:pPr>
       <w:pStyle w:val="Footer"/>
@@ -848,7 +1259,7 @@
 </file>
 
 <file path=word/footnotes.xml><?xml version="1.0" encoding="utf-8"?>
-<w:footnotes xmlns:wpc="http://schemas.microsoft.com/office/word/2010/wordprocessingCanvas" xmlns:cx="http://schemas.microsoft.com/office/drawing/2014/chartex" xmlns:cx1="http://schemas.microsoft.com/office/drawing/2015/9/8/chartex" xmlns:cx2="http://schemas.microsoft.com/office/drawing/2015/10/21/chartex" xmlns:cx3="http://schemas.microsoft.com/office/drawing/2016/5/9/chartex" xmlns:cx4="http://schemas.microsoft.com/office/drawing/2016/5/10/chartex" xmlns:cx5="http://schemas.microsoft.com/office/drawing/2016/5/11/chartex" xmlns:cx6="http://schemas.microsoft.com/office/drawing/2016/5/12/chartex" xmlns:cx7="http://schemas.microsoft.com/office/drawing/2016/5/13/chartex" xmlns:cx8="http://schemas.microsoft.com/office/drawing/2016/5/14/chartex" xmlns:mc="http://schemas.openxmlformats.org/markup-compatibility/2006" xmlns:aink="http://schemas.microsoft.com/office/drawing/2016/ink" xmlns:am3d="http://schemas.microsoft.com/office/drawing/2017/model3d" xmlns:o="urn:schemas-microsoft-com:office:office" xmlns:oel="http://schemas.microsoft.com/office/2019/extlst" xmlns:r="http://schemas.openxmlformats.org/officeDocument/2006/relationships" xmlns:m="http://schemas.openxmlformats.org/officeDocument/2006/math" xmlns:v="urn:schemas-microsoft-com:vml" xmlns:wp14="http://schemas.microsoft.com/office/word/2010/wordprocessingDrawing" xmlns:wp="http://schemas.openxmlformats.org/drawingml/2006/wordprocessingDrawing" xmlns:w10="urn:schemas-microsoft-com:office:word" xmlns:w="http://schemas.openxmlformats.org/wordprocessingml/2006/main" xmlns:w14="http://schemas.microsoft.com/office/word/2010/wordml" xmlns:w15="http://schemas.microsoft.com/office/word/2012/wordml" xmlns:w16cex="http://schemas.microsoft.com/office/word/2018/wordml/cex" xmlns:w16cid="http://schemas.microsoft.com/office/word/2016/wordml/cid" xmlns:w16="http://schemas.microsoft.com/office/word/2018/wordml" xmlns:w16sdtdh="http://schemas.microsoft.com/office/word/2020/wordml/sdtdatahash" xmlns:w16se="http://schemas.microsoft.com/office/word/2015/wordml/symex" xmlns:wpg="http://schemas.microsoft.com/office/word/2010/wordprocessingGroup" xmlns:wpi="http://schemas.microsoft.com/office/word/2010/wordprocessingInk" xmlns:wne="http://schemas.microsoft.com/office/word/2006/wordml" xmlns:wps="http://schemas.microsoft.com/office/word/2010/wordprocessingShape" mc:Ignorable="w14 w15 w16se w16cid w16 w16cex w16sdtdh wp14">
+<w:footnotes xmlns:wpc="http://schemas.microsoft.com/office/word/2010/wordprocessingCanvas" xmlns:cx="http://schemas.microsoft.com/office/drawing/2014/chartex" xmlns:cx1="http://schemas.microsoft.com/office/drawing/2015/9/8/chartex" xmlns:cx2="http://schemas.microsoft.com/office/drawing/2015/10/21/chartex" xmlns:cx3="http://schemas.microsoft.com/office/drawing/2016/5/9/chartex" xmlns:cx4="http://schemas.microsoft.com/office/drawing/2016/5/10/chartex" xmlns:cx5="http://schemas.microsoft.com/office/drawing/2016/5/11/chartex" xmlns:cx6="http://schemas.microsoft.com/office/drawing/2016/5/12/chartex" xmlns:cx7="http://schemas.microsoft.com/office/drawing/2016/5/13/chartex" xmlns:cx8="http://schemas.microsoft.com/office/drawing/2016/5/14/chartex" xmlns:mc="http://schemas.openxmlformats.org/markup-compatibility/2006" xmlns:aink="http://schemas.microsoft.com/office/drawing/2016/ink" xmlns:am3d="http://schemas.microsoft.com/office/drawing/2017/model3d" xmlns:o="urn:schemas-microsoft-com:office:office" xmlns:oel="http://schemas.microsoft.com/office/2019/extlst" xmlns:r="http://schemas.openxmlformats.org/officeDocument/2006/relationships" xmlns:m="http://schemas.openxmlformats.org/officeDocument/2006/math" xmlns:v="urn:schemas-microsoft-com:vml" xmlns:wp14="http://schemas.microsoft.com/office/word/2010/wordprocessingDrawing" xmlns:wp="http://schemas.openxmlformats.org/drawingml/2006/wordprocessingDrawing" xmlns:w10="urn:schemas-microsoft-com:office:word" xmlns:w="http://schemas.openxmlformats.org/wordprocessingml/2006/main" xmlns:w14="http://schemas.microsoft.com/office/word/2010/wordml" xmlns:w15="http://schemas.microsoft.com/office/word/2012/wordml" xmlns:w16cex="http://schemas.microsoft.com/office/word/2018/wordml/cex" xmlns:w16cid="http://schemas.microsoft.com/office/word/2016/wordml/cid" xmlns:w16="http://schemas.microsoft.com/office/word/2018/wordml" xmlns:w16du="http://schemas.microsoft.com/office/word/2023/wordml/word16du" xmlns:w16sdtdh="http://schemas.microsoft.com/office/word/2020/wordml/sdtdatahash" xmlns:w16sdtfl="http://schemas.microsoft.com/office/word/2024/wordml/sdtformatlock" xmlns:w16se="http://schemas.microsoft.com/office/word/2015/wordml/symex" xmlns:wpg="http://schemas.microsoft.com/office/word/2010/wordprocessingGroup" xmlns:wpi="http://schemas.microsoft.com/office/word/2010/wordprocessingInk" xmlns:wne="http://schemas.microsoft.com/office/word/2006/wordml" xmlns:wps="http://schemas.microsoft.com/office/word/2010/wordprocessingShape" mc:Ignorable="w14 w15 w16se w16cid w16 w16cex w16sdtdh w16sdtfl w16du wp14">
   <w:footnote w:type="separator" w:id="-1">
     <w:p>
       <w:pPr>
@@ -873,7 +1284,7 @@
 </file>
 
 <file path=word/header1.xml><?xml version="1.0" encoding="utf-8"?>
-<w:hdr xmlns:wpc="http://schemas.microsoft.com/office/word/2010/wordprocessingCanvas" xmlns:cx="http://schemas.microsoft.com/office/drawing/2014/chartex" xmlns:cx1="http://schemas.microsoft.com/office/drawing/2015/9/8/chartex" xmlns:cx2="http://schemas.microsoft.com/office/drawing/2015/10/21/chartex" xmlns:cx3="http://schemas.microsoft.com/office/drawing/2016/5/9/chartex" xmlns:cx4="http://schemas.microsoft.com/office/drawing/2016/5/10/chartex" xmlns:cx5="http://schemas.microsoft.com/office/drawing/2016/5/11/chartex" xmlns:cx6="http://schemas.microsoft.com/office/drawing/2016/5/12/chartex" xmlns:cx7="http://schemas.microsoft.com/office/drawing/2016/5/13/chartex" xmlns:cx8="http://schemas.microsoft.com/office/drawing/2016/5/14/chartex" xmlns:mc="http://schemas.openxmlformats.org/markup-compatibility/2006" xmlns:aink="http://schemas.microsoft.com/office/drawing/2016/ink" xmlns:am3d="http://schemas.microsoft.com/office/drawing/2017/model3d" xmlns:o="urn:schemas-microsoft-com:office:office" xmlns:oel="http://schemas.microsoft.com/office/2019/extlst" xmlns:r="http://schemas.openxmlformats.org/officeDocument/2006/relationships" xmlns:m="http://schemas.openxmlformats.org/officeDocument/2006/math" xmlns:v="urn:schemas-microsoft-com:vml" xmlns:wp14="http://schemas.microsoft.com/office/word/2010/wordprocessingDrawing" xmlns:wp="http://schemas.openxmlformats.org/drawingml/2006/wordprocessingDrawing" xmlns:w10="urn:schemas-microsoft-com:office:word" xmlns:w="http://schemas.openxmlformats.org/wordprocessingml/2006/main" xmlns:w14="http://schemas.microsoft.com/office/word/2010/wordml" xmlns:w15="http://schemas.microsoft.com/office/word/2012/wordml" xmlns:w16cex="http://schemas.microsoft.com/office/word/2018/wordml/cex" xmlns:w16cid="http://schemas.microsoft.com/office/word/2016/wordml/cid" xmlns:w16="http://schemas.microsoft.com/office/word/2018/wordml" xmlns:w16sdtdh="http://schemas.microsoft.com/office/word/2020/wordml/sdtdatahash" xmlns:w16se="http://schemas.microsoft.com/office/word/2015/wordml/symex" xmlns:wpg="http://schemas.microsoft.com/office/word/2010/wordprocessingGroup" xmlns:wpi="http://schemas.microsoft.com/office/word/2010/wordprocessingInk" xmlns:wne="http://schemas.microsoft.com/office/word/2006/wordml" xmlns:wps="http://schemas.microsoft.com/office/word/2010/wordprocessingShape" mc:Ignorable="w14 w15 w16se w16cid w16 w16cex w16sdtdh wp14">
+<w:hdr xmlns:wpc="http://schemas.microsoft.com/office/word/2010/wordprocessingCanvas" xmlns:cx="http://schemas.microsoft.com/office/drawing/2014/chartex" xmlns:cx1="http://schemas.microsoft.com/office/drawing/2015/9/8/chartex" xmlns:cx2="http://schemas.microsoft.com/office/drawing/2015/10/21/chartex" xmlns:cx3="http://schemas.microsoft.com/office/drawing/2016/5/9/chartex" xmlns:cx4="http://schemas.microsoft.com/office/drawing/2016/5/10/chartex" xmlns:cx5="http://schemas.microsoft.com/office/drawing/2016/5/11/chartex" xmlns:cx6="http://schemas.microsoft.com/office/drawing/2016/5/12/chartex" xmlns:cx7="http://schemas.microsoft.com/office/drawing/2016/5/13/chartex" xmlns:cx8="http://schemas.microsoft.com/office/drawing/2016/5/14/chartex" xmlns:mc="http://schemas.openxmlformats.org/markup-compatibility/2006" xmlns:aink="http://schemas.microsoft.com/office/drawing/2016/ink" xmlns:am3d="http://schemas.microsoft.com/office/drawing/2017/model3d" xmlns:o="urn:schemas-microsoft-com:office:office" xmlns:oel="http://schemas.microsoft.com/office/2019/extlst" xmlns:r="http://schemas.openxmlformats.org/officeDocument/2006/relationships" xmlns:m="http://schemas.openxmlformats.org/officeDocument/2006/math" xmlns:v="urn:schemas-microsoft-com:vml" xmlns:wp14="http://schemas.microsoft.com/office/word/2010/wordprocessingDrawing" xmlns:wp="http://schemas.openxmlformats.org/drawingml/2006/wordprocessingDrawing" xmlns:w10="urn:schemas-microsoft-com:office:word" xmlns:w="http://schemas.openxmlformats.org/wordprocessingml/2006/main" xmlns:w14="http://schemas.microsoft.com/office/word/2010/wordml" xmlns:w15="http://schemas.microsoft.com/office/word/2012/wordml" xmlns:w16cex="http://schemas.microsoft.com/office/word/2018/wordml/cex" xmlns:w16cid="http://schemas.microsoft.com/office/word/2016/wordml/cid" xmlns:w16="http://schemas.microsoft.com/office/word/2018/wordml" xmlns:w16du="http://schemas.microsoft.com/office/word/2023/wordml/word16du" xmlns:w16sdtdh="http://schemas.microsoft.com/office/word/2020/wordml/sdtdatahash" xmlns:w16sdtfl="http://schemas.microsoft.com/office/word/2024/wordml/sdtformatlock" xmlns:w16se="http://schemas.microsoft.com/office/word/2015/wordml/symex" xmlns:wpg="http://schemas.microsoft.com/office/word/2010/wordprocessingGroup" xmlns:wpi="http://schemas.microsoft.com/office/word/2010/wordprocessingInk" xmlns:wne="http://schemas.microsoft.com/office/word/2006/wordml" xmlns:wps="http://schemas.microsoft.com/office/word/2010/wordprocessingShape" mc:Ignorable="w14 w15 w16se w16cid w16 w16cex w16sdtdh w16sdtfl w16du wp14">
   <w:p>
     <w:pPr>
       <w:pStyle w:val="Header"/>
@@ -883,7 +1294,7 @@
 </file>
 
 <file path=word/header2.xml><?xml version="1.0" encoding="utf-8"?>
-<w:hdr xmlns:wpc="http://schemas.microsoft.com/office/word/2010/wordprocessingCanvas" xmlns:cx="http://schemas.microsoft.com/office/drawing/2014/chartex" xmlns:cx1="http://schemas.microsoft.com/office/drawing/2015/9/8/chartex" xmlns:cx2="http://schemas.microsoft.com/office/drawing/2015/10/21/chartex" xmlns:cx3="http://schemas.microsoft.com/office/drawing/2016/5/9/chartex" xmlns:cx4="http://schemas.microsoft.com/office/drawing/2016/5/10/chartex" xmlns:cx5="http://schemas.microsoft.com/office/drawing/2016/5/11/chartex" xmlns:cx6="http://schemas.microsoft.com/office/drawing/2016/5/12/chartex" xmlns:cx7="http://schemas.microsoft.com/office/drawing/2016/5/13/chartex" xmlns:cx8="http://schemas.microsoft.com/office/drawing/2016/5/14/chartex" xmlns:mc="http://schemas.openxmlformats.org/markup-compatibility/2006" xmlns:aink="http://schemas.microsoft.com/office/drawing/2016/ink" xmlns:am3d="http://schemas.microsoft.com/office/drawing/2017/model3d" xmlns:o="urn:schemas-microsoft-com:office:office" xmlns:oel="http://schemas.microsoft.com/office/2019/extlst" xmlns:r="http://schemas.openxmlformats.org/officeDocument/2006/relationships" xmlns:m="http://schemas.openxmlformats.org/officeDocument/2006/math" xmlns:v="urn:schemas-microsoft-com:vml" xmlns:wp14="http://schemas.microsoft.com/office/word/2010/wordprocessingDrawing" xmlns:wp="http://schemas.openxmlformats.org/drawingml/2006/wordprocessingDrawing" xmlns:w10="urn:schemas-microsoft-com:office:word" xmlns:w="http://schemas.openxmlformats.org/wordprocessingml/2006/main" xmlns:w14="http://schemas.microsoft.com/office/word/2010/wordml" xmlns:w15="http://schemas.microsoft.com/office/word/2012/wordml" xmlns:w16cex="http://schemas.microsoft.com/office/word/2018/wordml/cex" xmlns:w16cid="http://schemas.microsoft.com/office/word/2016/wordml/cid" xmlns:w16="http://schemas.microsoft.com/office/word/2018/wordml" xmlns:w16sdtdh="http://schemas.microsoft.com/office/word/2020/wordml/sdtdatahash" xmlns:w16se="http://schemas.microsoft.com/office/word/2015/wordml/symex" xmlns:wpg="http://schemas.microsoft.com/office/word/2010/wordprocessingGroup" xmlns:wpi="http://schemas.microsoft.com/office/word/2010/wordprocessingInk" xmlns:wne="http://schemas.microsoft.com/office/word/2006/wordml" xmlns:wps="http://schemas.microsoft.com/office/word/2010/wordprocessingShape" mc:Ignorable="w14 w15 w16se w16cid w16 w16cex w16sdtdh wp14">
+<w:hdr xmlns:wpc="http://schemas.microsoft.com/office/word/2010/wordprocessingCanvas" xmlns:cx="http://schemas.microsoft.com/office/drawing/2014/chartex" xmlns:cx1="http://schemas.microsoft.com/office/drawing/2015/9/8/chartex" xmlns:cx2="http://schemas.microsoft.com/office/drawing/2015/10/21/chartex" xmlns:cx3="http://schemas.microsoft.com/office/drawing/2016/5/9/chartex" xmlns:cx4="http://schemas.microsoft.com/office/drawing/2016/5/10/chartex" xmlns:cx5="http://schemas.microsoft.com/office/drawing/2016/5/11/chartex" xmlns:cx6="http://schemas.microsoft.com/office/drawing/2016/5/12/chartex" xmlns:cx7="http://schemas.microsoft.com/office/drawing/2016/5/13/chartex" xmlns:cx8="http://schemas.microsoft.com/office/drawing/2016/5/14/chartex" xmlns:mc="http://schemas.openxmlformats.org/markup-compatibility/2006" xmlns:aink="http://schemas.microsoft.com/office/drawing/2016/ink" xmlns:am3d="http://schemas.microsoft.com/office/drawing/2017/model3d" xmlns:o="urn:schemas-microsoft-com:office:office" xmlns:oel="http://schemas.microsoft.com/office/2019/extlst" xmlns:r="http://schemas.openxmlformats.org/officeDocument/2006/relationships" xmlns:m="http://schemas.openxmlformats.org/officeDocument/2006/math" xmlns:v="urn:schemas-microsoft-com:vml" xmlns:wp14="http://schemas.microsoft.com/office/word/2010/wordprocessingDrawing" xmlns:wp="http://schemas.openxmlformats.org/drawingml/2006/wordprocessingDrawing" xmlns:w10="urn:schemas-microsoft-com:office:word" xmlns:w="http://schemas.openxmlformats.org/wordprocessingml/2006/main" xmlns:w14="http://schemas.microsoft.com/office/word/2010/wordml" xmlns:w15="http://schemas.microsoft.com/office/word/2012/wordml" xmlns:w16cex="http://schemas.microsoft.com/office/word/2018/wordml/cex" xmlns:w16cid="http://schemas.microsoft.com/office/word/2016/wordml/cid" xmlns:w16="http://schemas.microsoft.com/office/word/2018/wordml" xmlns:w16du="http://schemas.microsoft.com/office/word/2023/wordml/word16du" xmlns:w16sdtdh="http://schemas.microsoft.com/office/word/2020/wordml/sdtdatahash" xmlns:w16sdtfl="http://schemas.microsoft.com/office/word/2024/wordml/sdtformatlock" xmlns:w16se="http://schemas.microsoft.com/office/word/2015/wordml/symex" xmlns:wpg="http://schemas.microsoft.com/office/word/2010/wordprocessingGroup" xmlns:wpi="http://schemas.microsoft.com/office/word/2010/wordprocessingInk" xmlns:wne="http://schemas.microsoft.com/office/word/2006/wordml" xmlns:wps="http://schemas.microsoft.com/office/word/2010/wordprocessingShape" mc:Ignorable="w14 w15 w16se w16cid w16 w16cex w16sdtdh w16sdtfl w16du wp14">
   <w:p>
     <w:pPr>
       <w:pStyle w:val="Header"/>
@@ -894,7 +1305,7 @@
 </file>
 
 <file path=word/header3.xml><?xml version="1.0" encoding="utf-8"?>
-<w:hdr xmlns:wpc="http://schemas.microsoft.com/office/word/2010/wordprocessingCanvas" xmlns:cx="http://schemas.microsoft.com/office/drawing/2014/chartex" xmlns:cx1="http://schemas.microsoft.com/office/drawing/2015/9/8/chartex" xmlns:cx2="http://schemas.microsoft.com/office/drawing/2015/10/21/chartex" xmlns:cx3="http://schemas.microsoft.com/office/drawing/2016/5/9/chartex" xmlns:cx4="http://schemas.microsoft.com/office/drawing/2016/5/10/chartex" xmlns:cx5="http://schemas.microsoft.com/office/drawing/2016/5/11/chartex" xmlns:cx6="http://schemas.microsoft.com/office/drawing/2016/5/12/chartex" xmlns:cx7="http://schemas.microsoft.com/office/drawing/2016/5/13/chartex" xmlns:cx8="http://schemas.microsoft.com/office/drawing/2016/5/14/chartex" xmlns:mc="http://schemas.openxmlformats.org/markup-compatibility/2006" xmlns:aink="http://schemas.microsoft.com/office/drawing/2016/ink" xmlns:am3d="http://schemas.microsoft.com/office/drawing/2017/model3d" xmlns:o="urn:schemas-microsoft-com:office:office" xmlns:oel="http://schemas.microsoft.com/office/2019/extlst" xmlns:r="http://schemas.openxmlformats.org/officeDocument/2006/relationships" xmlns:m="http://schemas.openxmlformats.org/officeDocument/2006/math" xmlns:v="urn:schemas-microsoft-com:vml" xmlns:wp14="http://schemas.microsoft.com/office/word/2010/wordprocessingDrawing" xmlns:wp="http://schemas.openxmlformats.org/drawingml/2006/wordprocessingDrawing" xmlns:w10="urn:schemas-microsoft-com:office:word" xmlns:w="http://schemas.openxmlformats.org/wordprocessingml/2006/main" xmlns:w14="http://schemas.microsoft.com/office/word/2010/wordml" xmlns:w15="http://schemas.microsoft.com/office/word/2012/wordml" xmlns:w16cex="http://schemas.microsoft.com/office/word/2018/wordml/cex" xmlns:w16cid="http://schemas.microsoft.com/office/word/2016/wordml/cid" xmlns:w16="http://schemas.microsoft.com/office/word/2018/wordml" xmlns:w16sdtdh="http://schemas.microsoft.com/office/word/2020/wordml/sdtdatahash" xmlns:w16se="http://schemas.microsoft.com/office/word/2015/wordml/symex" xmlns:wpg="http://schemas.microsoft.com/office/word/2010/wordprocessingGroup" xmlns:wpi="http://schemas.microsoft.com/office/word/2010/wordprocessingInk" xmlns:wne="http://schemas.microsoft.com/office/word/2006/wordml" xmlns:wps="http://schemas.microsoft.com/office/word/2010/wordprocessingShape" mc:Ignorable="w14 w15 w16se w16cid w16 w16cex w16sdtdh wp14">
+<w:hdr xmlns:wpc="http://schemas.microsoft.com/office/word/2010/wordprocessingCanvas" xmlns:cx="http://schemas.microsoft.com/office/drawing/2014/chartex" xmlns:cx1="http://schemas.microsoft.com/office/drawing/2015/9/8/chartex" xmlns:cx2="http://schemas.microsoft.com/office/drawing/2015/10/21/chartex" xmlns:cx3="http://schemas.microsoft.com/office/drawing/2016/5/9/chartex" xmlns:cx4="http://schemas.microsoft.com/office/drawing/2016/5/10/chartex" xmlns:cx5="http://schemas.microsoft.com/office/drawing/2016/5/11/chartex" xmlns:cx6="http://schemas.microsoft.com/office/drawing/2016/5/12/chartex" xmlns:cx7="http://schemas.microsoft.com/office/drawing/2016/5/13/chartex" xmlns:cx8="http://schemas.microsoft.com/office/drawing/2016/5/14/chartex" xmlns:mc="http://schemas.openxmlformats.org/markup-compatibility/2006" xmlns:aink="http://schemas.microsoft.com/office/drawing/2016/ink" xmlns:am3d="http://schemas.microsoft.com/office/drawing/2017/model3d" xmlns:o="urn:schemas-microsoft-com:office:office" xmlns:oel="http://schemas.microsoft.com/office/2019/extlst" xmlns:r="http://schemas.openxmlformats.org/officeDocument/2006/relationships" xmlns:m="http://schemas.openxmlformats.org/officeDocument/2006/math" xmlns:v="urn:schemas-microsoft-com:vml" xmlns:wp14="http://schemas.microsoft.com/office/word/2010/wordprocessingDrawing" xmlns:wp="http://schemas.openxmlformats.org/drawingml/2006/wordprocessingDrawing" xmlns:w10="urn:schemas-microsoft-com:office:word" xmlns:w="http://schemas.openxmlformats.org/wordprocessingml/2006/main" xmlns:w14="http://schemas.microsoft.com/office/word/2010/wordml" xmlns:w15="http://schemas.microsoft.com/office/word/2012/wordml" xmlns:w16cex="http://schemas.microsoft.com/office/word/2018/wordml/cex" xmlns:w16cid="http://schemas.microsoft.com/office/word/2016/wordml/cid" xmlns:w16="http://schemas.microsoft.com/office/word/2018/wordml" xmlns:w16du="http://schemas.microsoft.com/office/word/2023/wordml/word16du" xmlns:w16sdtdh="http://schemas.microsoft.com/office/word/2020/wordml/sdtdatahash" xmlns:w16sdtfl="http://schemas.microsoft.com/office/word/2024/wordml/sdtformatlock" xmlns:w16se="http://schemas.microsoft.com/office/word/2015/wordml/symex" xmlns:wpg="http://schemas.microsoft.com/office/word/2010/wordprocessingGroup" xmlns:wpi="http://schemas.microsoft.com/office/word/2010/wordprocessingInk" xmlns:wne="http://schemas.microsoft.com/office/word/2006/wordml" xmlns:wps="http://schemas.microsoft.com/office/word/2010/wordprocessingShape" mc:Ignorable="w14 w15 w16se w16cid w16 w16cex w16sdtdh w16sdtfl w16du wp14">
   <w:p>
     <w:pPr>
       <w:pStyle w:val="Header"/>
@@ -903,7 +1314,7 @@
     <w:r>
       <w:tab/>
       <w:tab/>
-      <w:t>2026-06-17</w:t>
+      <w:t>2026-06-18</w:t>
       <w:br/>
       <w:br/>
     </w:r>
@@ -920,7 +1331,7 @@
 </file>
 
 <file path=word/numbering.xml><?xml version="1.0" encoding="utf-8"?>
-<w:numbering xmlns:wpc="http://schemas.microsoft.com/office/word/2010/wordprocessingCanvas" xmlns:cx="http://schemas.microsoft.com/office/drawing/2014/chartex" xmlns:cx1="http://schemas.microsoft.com/office/drawing/2015/9/8/chartex" xmlns:cx2="http://schemas.microsoft.com/office/drawing/2015/10/21/chartex" xmlns:cx3="http://schemas.microsoft.com/office/drawing/2016/5/9/chartex" xmlns:cx4="http://schemas.microsoft.com/office/drawing/2016/5/10/chartex" xmlns:cx5="http://schemas.microsoft.com/office/drawing/2016/5/11/chartex" xmlns:cx6="http://schemas.microsoft.com/office/drawing/2016/5/12/chartex" xmlns:cx7="http://schemas.microsoft.com/office/drawing/2016/5/13/chartex" xmlns:cx8="http://schemas.microsoft.com/office/drawing/2016/5/14/chartex" xmlns:mc="http://schemas.openxmlformats.org/markup-compatibility/2006" xmlns:aink="http://schemas.microsoft.com/office/drawing/2016/ink" xmlns:am3d="http://schemas.microsoft.com/office/drawing/2017/model3d" xmlns:o="urn:schemas-microsoft-com:office:office" xmlns:oel="http://schemas.microsoft.com/office/2019/extlst" xmlns:r="http://schemas.openxmlformats.org/officeDocument/2006/relationships" xmlns:m="http://schemas.openxmlformats.org/officeDocument/2006/math" xmlns:v="urn:schemas-microsoft-com:vml" xmlns:wp14="http://schemas.microsoft.com/office/word/2010/wordprocessingDrawing" xmlns:wp="http://schemas.openxmlformats.org/drawingml/2006/wordprocessingDrawing" xmlns:w10="urn:schemas-microsoft-com:office:word" xmlns:w="http://schemas.openxmlformats.org/wordprocessingml/2006/main" xmlns:w14="http://schemas.microsoft.com/office/word/2010/wordml" xmlns:w15="http://schemas.microsoft.com/office/word/2012/wordml" xmlns:w16cex="http://schemas.microsoft.com/office/word/2018/wordml/cex" xmlns:w16cid="http://schemas.microsoft.com/office/word/2016/wordml/cid" xmlns:w16="http://schemas.microsoft.com/office/word/2018/wordml" xmlns:w16sdtdh="http://schemas.microsoft.com/office/word/2020/wordml/sdtdatahash" xmlns:w16se="http://schemas.microsoft.com/office/word/2015/wordml/symex" xmlns:wpg="http://schemas.microsoft.com/office/word/2010/wordprocessingGroup" xmlns:wpi="http://schemas.microsoft.com/office/word/2010/wordprocessingInk" xmlns:wne="http://schemas.microsoft.com/office/word/2006/wordml" xmlns:wps="http://schemas.microsoft.com/office/word/2010/wordprocessingShape" mc:Ignorable="w14 w15 w16se w16cid w16 w16cex w16sdtdh wp14">
+<w:numbering xmlns:wpc="http://schemas.microsoft.com/office/word/2010/wordprocessingCanvas" xmlns:cx="http://schemas.microsoft.com/office/drawing/2014/chartex" xmlns:cx1="http://schemas.microsoft.com/office/drawing/2015/9/8/chartex" xmlns:cx2="http://schemas.microsoft.com/office/drawing/2015/10/21/chartex" xmlns:cx3="http://schemas.microsoft.com/office/drawing/2016/5/9/chartex" xmlns:cx4="http://schemas.microsoft.com/office/drawing/2016/5/10/chartex" xmlns:cx5="http://schemas.microsoft.com/office/drawing/2016/5/11/chartex" xmlns:cx6="http://schemas.microsoft.com/office/drawing/2016/5/12/chartex" xmlns:cx7="http://schemas.microsoft.com/office/drawing/2016/5/13/chartex" xmlns:cx8="http://schemas.microsoft.com/office/drawing/2016/5/14/chartex" xmlns:mc="http://schemas.openxmlformats.org/markup-compatibility/2006" xmlns:aink="http://schemas.microsoft.com/office/drawing/2016/ink" xmlns:am3d="http://schemas.microsoft.com/office/drawing/2017/model3d" xmlns:o="urn:schemas-microsoft-com:office:office" xmlns:oel="http://schemas.microsoft.com/office/2019/extlst" xmlns:r="http://schemas.openxmlformats.org/officeDocument/2006/relationships" xmlns:m="http://schemas.openxmlformats.org/officeDocument/2006/math" xmlns:v="urn:schemas-microsoft-com:vml" xmlns:wp14="http://schemas.microsoft.com/office/word/2010/wordprocessingDrawing" xmlns:wp="http://schemas.openxmlformats.org/drawingml/2006/wordprocessingDrawing" xmlns:w10="urn:schemas-microsoft-com:office:word" xmlns:w="http://schemas.openxmlformats.org/wordprocessingml/2006/main" xmlns:w14="http://schemas.microsoft.com/office/word/2010/wordml" xmlns:w15="http://schemas.microsoft.com/office/word/2012/wordml" xmlns:w16cex="http://schemas.microsoft.com/office/word/2018/wordml/cex" xmlns:w16cid="http://schemas.microsoft.com/office/word/2016/wordml/cid" xmlns:w16="http://schemas.microsoft.com/office/word/2018/wordml" xmlns:w16du="http://schemas.microsoft.com/office/word/2023/wordml/word16du" xmlns:w16sdtdh="http://schemas.microsoft.com/office/word/2020/wordml/sdtdatahash" xmlns:w16sdtfl="http://schemas.microsoft.com/office/word/2024/wordml/sdtformatlock" xmlns:w16se="http://schemas.microsoft.com/office/word/2015/wordml/symex" xmlns:wpg="http://schemas.microsoft.com/office/word/2010/wordprocessingGroup" xmlns:wpi="http://schemas.microsoft.com/office/word/2010/wordprocessingInk" xmlns:wne="http://schemas.microsoft.com/office/word/2006/wordml" xmlns:wps="http://schemas.microsoft.com/office/word/2010/wordprocessingShape" mc:Ignorable="w14 w15 w16se w16cid w16 w16cex w16sdtdh w16sdtfl w16du wp14">
   <w:abstractNum w:abstractNumId="0" w15:restartNumberingAfterBreak="0">
     <w:nsid w:val="FFFFFF7C"/>
     <w:multiLevelType w:val="singleLevel"/>
@@ -1123,7 +1534,7 @@
 </file>
 
 <file path=word/styles.xml><?xml version="1.0" encoding="utf-8"?>
-<w:styles xmlns:mc="http://schemas.openxmlformats.org/markup-compatibility/2006" xmlns:r="http://schemas.openxmlformats.org/officeDocument/2006/relationships" xmlns:w="http://schemas.openxmlformats.org/wordprocessingml/2006/main" xmlns:w14="http://schemas.microsoft.com/office/word/2010/wordml" xmlns:w15="http://schemas.microsoft.com/office/word/2012/wordml" xmlns:w16cex="http://schemas.microsoft.com/office/word/2018/wordml/cex" xmlns:w16cid="http://schemas.microsoft.com/office/word/2016/wordml/cid" xmlns:w16="http://schemas.microsoft.com/office/word/2018/wordml" xmlns:w16sdtdh="http://schemas.microsoft.com/office/word/2020/wordml/sdtdatahash" xmlns:w16se="http://schemas.microsoft.com/office/word/2015/wordml/symex" mc:Ignorable="w14 w15 w16se w16cid w16 w16cex w16sdtdh">
+<w:styles xmlns:mc="http://schemas.openxmlformats.org/markup-compatibility/2006" xmlns:r="http://schemas.openxmlformats.org/officeDocument/2006/relationships" xmlns:w="http://schemas.openxmlformats.org/wordprocessingml/2006/main" xmlns:w14="http://schemas.microsoft.com/office/word/2010/wordml" xmlns:w15="http://schemas.microsoft.com/office/word/2012/wordml" xmlns:w16cex="http://schemas.microsoft.com/office/word/2018/wordml/cex" xmlns:w16cid="http://schemas.microsoft.com/office/word/2016/wordml/cid" xmlns:w16="http://schemas.microsoft.com/office/word/2018/wordml" xmlns:w16du="http://schemas.microsoft.com/office/word/2023/wordml/word16du" xmlns:w16sdtdh="http://schemas.microsoft.com/office/word/2020/wordml/sdtdatahash" xmlns:w16sdtfl="http://schemas.microsoft.com/office/word/2024/wordml/sdtformatlock" xmlns:w16se="http://schemas.microsoft.com/office/word/2015/wordml/symex" mc:Ignorable="w14 w15 w16se w16cid w16 w16cex w16sdtdh w16sdtfl w16du">
   <w:docDefaults>
     <w:rPrDefault>
       <w:rPr>
@@ -1881,7 +2292,7 @@
     <w:link w:val="TitleChar"/>
     <w:uiPriority w:val="10"/>
     <w:qFormat/>
-    <w:rsid w:val="007106C8"/>
+    <w:rsid w:val="00E854FA"/>
     <w:pPr>
       <w:spacing w:after="300" w:line="240" w:lineRule="auto"/>
       <w:contextualSpacing/>
@@ -1891,7 +2302,7 @@
       <w:rFonts w:eastAsiaTheme="majorEastAsia" w:cstheme="majorBidi"/>
       <w:spacing w:val="5"/>
       <w:kern w:val="28"/>
-      <w:sz w:val="52"/>
+      <w:sz w:val="40"/>
       <w:szCs w:val="52"/>
       <w:lang w:val="sv-SE" w:eastAsia="en-US" w:bidi="ar-SA"/>
     </w:rPr>
@@ -1901,12 +2312,12 @@
     <w:basedOn w:val="DefaultParagraphFont"/>
     <w:link w:val="Title"/>
     <w:uiPriority w:val="10"/>
-    <w:rsid w:val="007106C8"/>
+    <w:rsid w:val="00E854FA"/>
     <w:rPr>
       <w:rFonts w:ascii="Times New Roman" w:eastAsiaTheme="majorEastAsia" w:hAnsi="Times New Roman" w:cstheme="majorBidi"/>
       <w:spacing w:val="5"/>
       <w:kern w:val="28"/>
-      <w:sz w:val="52"/>
+      <w:sz w:val="40"/>
       <w:szCs w:val="52"/>
       <w:lang w:val="sv-SE" w:eastAsia="en-US" w:bidi="ar-SA"/>
     </w:rPr>

--- a/klagomål/A 15831-2026 FSC-klagomål.docx
+++ b/klagomål/A 15831-2026 FSC-klagomål.docx
@@ -1314,7 +1314,7 @@
     <w:r>
       <w:tab/>
       <w:tab/>
-      <w:t>2026-06-18</w:t>
+      <w:t>2026-06-19</w:t>
       <w:br/>
       <w:br/>
     </w:r>

--- a/klagomål/A 15831-2026 FSC-klagomål.docx
+++ b/klagomål/A 15831-2026 FSC-klagomål.docx
@@ -1314,7 +1314,7 @@
     <w:r>
       <w:tab/>
       <w:tab/>
-      <w:t>2026-06-19</w:t>
+      <w:t>2026-06-20</w:t>
       <w:br/>
       <w:br/>
     </w:r>

--- a/klagomål/A 15831-2026 FSC-klagomål.docx
+++ b/klagomål/A 15831-2026 FSC-klagomål.docx
@@ -168,38 +168,7 @@
     </w:p>
     <w:p>
       <w:r>
-        <w:t>Detta dokument behandlar höga naturvärden i avverkningsanmälan A 15831-2026 i Krokoms kommun som inkom 2026-03-26 och omfattar 39,0 ha.</w:t>
-      </w:r>
-    </w:p>
-    <w:p>
-      <w:r>
-        <w:t>Nedan presenteras fynd av naturvårdsarter och fridlysta arter som gjorts i det avverkningsanmälda området, samt relevanta utdrag ur standarderna för FSC, Chain of Custody, Controlled Wood och PEFC. I BILAGA 1 finns artfakta om fridlysta och rödlistade arter.</w:t>
-      </w:r>
-    </w:p>
-    <w:p>
-      <w:r>
-        <w:t>Vi förväntar oss att ni återkommer med ett skriftligt svar på vårt klagomål och även beskriver vilka korrigerande åtgärder ni satt in för att rätta till identifierade brister i er efterlevnad av den svenska FSC standarden.</w:t>
-      </w:r>
-    </w:p>
-    <w:p>
-      <w:pPr>
-        <w:pStyle w:val="Heading1"/>
-      </w:pPr>
-      <w:r>
-        <w:t>Naturvårdsarter</w:t>
-      </w:r>
-    </w:p>
-    <w:p>
-      <w:r>
-        <w:t>I och inom 24 meter från avverkningsanmälan har följande 13 naturvårdsarter hittats: garnlav (VU, T), gränsticka (VU, T), harticka (NT, T), lunglav (NT, T), skrovellav (NT, T), bårdlav (S, T), korallrot (S, T, §8), luddlav (S, T), spindelblomster (S, T, §8), stuplav (S, T), vedticka (S, T), tjäder (T, §4) och fläcknycklar (§8). Av dessa är 5 rödlistade. För rödlistade arter har rödlistekategorin angivits inom parentes. Arter som är signalarter enligt Skogsstyrelsen har markerats med (S). Typiska arter inom Natura 2000 som är kopplade till skogsekosystem har markerats med (T). För fridlysta arter anges även paragrafen i Artskyddsförordningen som arten är fridlyst enligt.</w:t>
-      </w:r>
-    </w:p>
-    <w:p>
-      <w:r>
-        <w:t>De påträffade naturvårdsarterna är ett tydligt kvitto på att det rör sig om en skog med höga naturvärden.</w:t>
-      </w:r>
-      <w:r>
-        <w:t xml:space="preserve"> I Figur 1 visas fyndplatser för naturvårdsarter i området, som finns registrerade på Artportalen.</w:t>
+        <w:t>Detta klagomål behandlar höga naturvärden i avverkningsanmälan A 15831-2026 i Krokoms kommun som inkom 2026-03-26 och omfattar 39,0 ha.</w:t>
       </w:r>
     </w:p>
     <w:p>
@@ -247,34 +216,263 @@
         <w:spacing w:after="240"/>
       </w:pPr>
       <w:r>
-        <w:t>Figur 1. Fyndplatser för naturvårdsarter i och inom 24 meter från avverkningsanmälan (röd linje). Markörer utan svart kant är placerade på fyndplatsen. Markörer med svart kant är placerade vid sidan av fyndplatsen och har ett svart streck som visar fyndplatsens exakta position. Kartans mittpunktskoordinat är N 7104437, E 464359 i SWEREF 99 TM.</w:t>
+        <w:t>Figur 1. Fyndplatser för naturvårdsarter i och inom 24 meter från avverkningsanmälan. Markörer utan svart kant är placerade på fyndplatsen. Markörer med svart kant är placerade vid sidan av fyndplatsen har ett svart streck som visar fyndplatsens exakta position. Kartans mittpunktskoordinat är N 7104437, E 464359 i SWEREF 99 TM.</w:t>
+      </w:r>
+    </w:p>
+    <w:p>
+      <w:r>
+        <w:t>I och inom 24 meter från avverkningsanmälan finns fynd av 13 naturvårdsarter, varav 5 är rödlistade, 4 är fridlysta, 12 är typiska (T) och 6 är signalarter (S): garnlav (VU, T), gränsticka (VU, T), harticka (NT, T), lunglav (NT, T), skrovellav (NT, T), bårdlav (S, T), korallrot (S, T, §8), luddlav (S, T), spindelblomster (S, T, §8), stuplav (S, T), vedticka (S, T), tjäder (T, §4) och fläcknycklar (§8). Se Figur 1.</w:t>
+      </w:r>
+    </w:p>
+    <w:p>
+      <w:r>
+        <w:t>Nedan presenteras relevanta utdrag ur standarderna för FSC, Chain of Custody, Controlled Wood och PEFC.</w:t>
+      </w:r>
+    </w:p>
+    <w:p>
+      <w:r>
+        <w:t>Vi förväntar oss att ni återkommer med ett skriftligt svar på vårt klagomål och även beskriver vilka korrigerande åtgärder ni satt in för att rätta till identifierade brister i er efterlevnad av den svenska FSC standarden.</w:t>
       </w:r>
     </w:p>
     <w:p>
       <w:pPr>
-        <w:pStyle w:val="Heading2"/>
+        <w:pStyle w:val="Heading1"/>
       </w:pPr>
       <w:r>
-        <w:t>Fridlysta arter</w:t>
+        <w:t>Naturvårdsarter och fridlysta arter</w:t>
       </w:r>
     </w:p>
     <w:p>
       <w:r>
-        <w:t>Följande fridlysta arter har sina livsmiljöer och växtplatser i den avverkningsanmälda skogen: korallrot (S, T, §8), spindelblomster (S, T, §8), tjäder (T, §4) och fläcknycklar (§8).</w:t>
+        <w:t>Nedan följer beskrivningar av de naturvårdsarter och fridlysta arter som har sina livsmiljöer och växtplatser i den avverkningsanmälda skogen. Se även ytterligare artfakta i BILAGA 1. De påträffade naturvårdsarterna är ett tydligt kvitto på att det rör sig om en skog med höga naturvärden.</w:t>
       </w:r>
     </w:p>
     <w:p>
-      <w:r>
-        <w:t xml:space="preserve">Observera att medlemsländerna är skyldiga att agera i enlighet med EU:s fågeldirektiv där det uttryckligen står att direktivet gäller för fåglar samt för deras ägg, bon och </w:t>
-      </w:r>
       <w:r>
         <w:rPr>
           <w:b/>
         </w:rPr>
-        <w:t xml:space="preserve">livsmiljöer </w:t>
-      </w:r>
-      <w:r>
-        <w:t>(artikel 1). Vidare att de åtgärder som vidtas inte får leda till en försämring av den nuvarande situationen beträffande bevarandet av de fågelarter som avses i artikel 1 (artikel 13). Fågeldirektivet är styrande för tillsynsansvariga myndigheters ärendehantering, ställningstaganden och beslutsfattande.</w:t>
+        <w:t>Garnlav (VU)</w:t>
+      </w:r>
+      <w:r>
+        <w:t xml:space="preserve"> är en utpräglad barrskogsart som ibland kan drapera träden i norrländska grannaturskogar med hög luftfuktighet. Den förekommer även i talldominerade bestånd där den, förutom i trädens grenverk, påträffas hängande över ojämnheter i tallbarken. Arten har minskat starkt i södra och mellersta Sverige och den minskar även i sitt nordliga utbredningsområde. Minskningstakten uppgår till 30 (20–50) % inom 50 år och överstiger gränsvärdet för Sårbar (VU). Orsaken till tillbakagången beror främst på slutavverkningar av naturskogsartade skogar. Bestånd med riklig förekomst bör regelmässigt sparas, vilket även gynnar flera andra sällsynta och rödlistade arter. Garnlav är värdväxt för den mycket sällsynta och akut hotade fjärilen barrskogslavfly (CR) som hör hemma i boreala barrskogar med riklig förekomst av värdväxten. Tidigare kunde arten konstateras årligen på flera platser vid Dala-Floda i Dalarna innan lokalerna kalavverkades. Senaste fyndet i landet av barrskogslavfly är från år 2000 då den påträffades vid Högberget i Sollefteå kommun. Garnlav är typisk art för </w:t>
+      </w:r>
+      <w:r>
+        <w:rPr>
+          <w:i/>
+        </w:rPr>
+        <w:t xml:space="preserve">9010 Taiga </w:t>
+      </w:r>
+      <w:r>
+        <w:t>och</w:t>
+      </w:r>
+      <w:r>
+        <w:rPr>
+          <w:i/>
+        </w:rPr>
+        <w:t xml:space="preserve"> 9070 Trädklädd betesmark</w:t>
+      </w:r>
+      <w:r>
+        <w:t xml:space="preserve"> (SLU Artdatabanken, 2026).</w:t>
+      </w:r>
+    </w:p>
+    <w:p>
+      <w:r>
+        <w:rPr>
+          <w:b/>
+        </w:rPr>
+        <w:t>Gränsticka (VU)</w:t>
+      </w:r>
+      <w:r>
+        <w:t xml:space="preserve"> är en mycket bra signalart inom hela sitt utbredningsområde. Den är huvudsakligen knuten till restbestånd av barrnaturskog och förekommer med ett tydligt optimum i orörda eller måttligt påverkade gamla granskogar där det föreligger långvarig kontinuitet av grov död ved. Den totala populationen bedöms ha minskat och fortsätter att minska i takt med att grankontinuitetsskogar (äldre tidigare icke kalavverkade skogar) minskar i areal. Minskningstakten överstiger gränsvärdet för sårbar (VU). Lokaler som hyser arten bör undantas från skogsbruk, speciellt i mellersta och södra Sverige. Gränsticka är typisk art för </w:t>
+      </w:r>
+      <w:r>
+        <w:rPr>
+          <w:i/>
+        </w:rPr>
+        <w:t>9010 Taiga</w:t>
+      </w:r>
+      <w:r>
+        <w:t xml:space="preserve"> (SLU Artdatabanken, 2026; Nitare &amp; Skogsstyrelsen, 2019).</w:t>
+      </w:r>
+    </w:p>
+    <w:p>
+      <w:r>
+        <w:rPr>
+          <w:b/>
+        </w:rPr>
+        <w:t>Harticka (NT)</w:t>
+      </w:r>
+      <w:r>
+        <w:t xml:space="preserve"> är normalt en mycket bra signalart för granskogar med höga naturvärden. Även när svampen påträffas i mer påverkade skogar är det nästan alltid fråga om skogsmiljöer i sena successionsstadier med höga naturvärden. Skogsskötselåtgärder på eller i omedelbar närhet av växtplatserna kan innebära ett hot mot arten. Harticka är typisk art för </w:t>
+      </w:r>
+      <w:r>
+        <w:rPr>
+          <w:i/>
+        </w:rPr>
+        <w:t xml:space="preserve">9010 Taiga, 9050 Näringsrik granskog </w:t>
+      </w:r>
+      <w:r>
+        <w:t xml:space="preserve">och </w:t>
+      </w:r>
+      <w:r>
+        <w:rPr>
+          <w:i/>
+        </w:rPr>
+        <w:t>9030 Landhöjningsskog</w:t>
+      </w:r>
+      <w:r>
+        <w:t xml:space="preserve"> (SLU Artdatabanken, 2024; Nitare &amp; Skogsstyrelsen, 2019).</w:t>
+      </w:r>
+    </w:p>
+    <w:p>
+      <w:r>
+        <w:rPr>
+          <w:b/>
+        </w:rPr>
+        <w:t>Lunglav (NT)</w:t>
+      </w:r>
+      <w:r>
+        <w:t xml:space="preserve"> är en av vårt lands främsta signalarter som överallt indikerar gamla lövträd, skogsbestånd med höga naturvärden och ekosystem med långskoglig kontinuitet. Lokalt kan förekomsten vara mycket riklig men den hittas nästan enbart i gamla och ej slutavverkade skogar. Artens samtliga förekomster bör uppmärksammas från naturvårdssynpunkt, då många lokaler även hyser andra ovanliga och rödlistade arter. Rikliga förekomster bör skyddas med biotopskydd, frivilliga avsättningar eller reservat. På lunglav kan de sällsynta lavparasiterna lunglavshårprick (CR), </w:t>
+      </w:r>
+      <w:r>
+        <w:rPr>
+          <w:i/>
+        </w:rPr>
+        <w:t>Abrothallus diederichii</w:t>
+      </w:r>
+      <w:r>
+        <w:t xml:space="preserve"> (VU), </w:t>
+      </w:r>
+      <w:r>
+        <w:rPr>
+          <w:i/>
+        </w:rPr>
+        <w:t>Abrothallus lobariae</w:t>
+      </w:r>
+      <w:r>
+        <w:t xml:space="preserve"> (VU), </w:t>
+      </w:r>
+      <w:r>
+        <w:rPr>
+          <w:i/>
+        </w:rPr>
+        <w:t>Calycina lobariae</w:t>
+      </w:r>
+      <w:r>
+        <w:t xml:space="preserve"> (VU), lunglavsknapp (VU) och skrovelmössing (VU) påträffas. Lunglav är typisk art för </w:t>
+      </w:r>
+      <w:r>
+        <w:rPr>
+          <w:i/>
+        </w:rPr>
+        <w:t>9010 Taiga, 9020 Nordlig ädellövskog, 9110 Näringsfattig bokskog, 9130 Näringsrik bokskog, 9160 Näringsrik ekskog, 9180 Ädellövskog i branter, 9190 Näringsfattig ekskog, 9070 Trädklädd betesmark, 9040 Fjällbjörkskog</w:t>
+      </w:r>
+      <w:r>
+        <w:t xml:space="preserve"> och</w:t>
+      </w:r>
+      <w:r>
+        <w:rPr>
+          <w:i/>
+        </w:rPr>
+        <w:t xml:space="preserve"> 6530 Lövängar</w:t>
+      </w:r>
+      <w:r>
+        <w:t xml:space="preserve"> (SLU Artdatabanken, 2026; Nitare &amp; Skogsstyrelsen, 2019).</w:t>
+      </w:r>
+    </w:p>
+    <w:p>
+      <w:r>
+        <w:rPr>
+          <w:b/>
+        </w:rPr>
+        <w:t>Skrovellav (NT)</w:t>
+      </w:r>
+      <w:r>
+        <w:t xml:space="preserve"> växer på gamla lövträd och på klippor i gamla skogar med hög och jämn luftfuktighet. Slutavverkning av kontinuitetsskog utgör det största hotet och lavens fortsatta förekomst bör säkerställas genom att lokaler med äldre skog skyddas. I områden med mycket hög luftfuktighet kan man på bålen av skrovellav finna de sällsynta parasitsvamparna skrovellavsknapp (EN), </w:t>
+      </w:r>
+      <w:r>
+        <w:rPr>
+          <w:i/>
+        </w:rPr>
+        <w:t>Catillaria lobariicola</w:t>
+      </w:r>
+      <w:r>
+        <w:t xml:space="preserve"> (VU) och </w:t>
+      </w:r>
+      <w:r>
+        <w:rPr>
+          <w:i/>
+        </w:rPr>
+        <w:t>Merismatium lobariae</w:t>
+      </w:r>
+      <w:r>
+        <w:t xml:space="preserve"> (DD). Skrovellav är typisk art för </w:t>
+      </w:r>
+      <w:r>
+        <w:rPr>
+          <w:i/>
+        </w:rPr>
+        <w:t xml:space="preserve">9010 Taiga, 9020 Nordlig ädellövskog, 9040 Fjällbjörkskog, 9070 Trädklädd betesmark, 9160 Näringsrik ekskog, 9180 Ädellövskog i branter, 9190 Näringsfattig ekskog, 8210 Kalkbranter </w:t>
+      </w:r>
+      <w:r>
+        <w:t xml:space="preserve">och </w:t>
+      </w:r>
+      <w:r>
+        <w:rPr>
+          <w:i/>
+        </w:rPr>
+        <w:t>6530 Lövängar</w:t>
+      </w:r>
+      <w:r>
+        <w:t xml:space="preserve"> (SLU Artdatabanken, 2026; Nitare &amp; Skogsstyrelsen, 2019).</w:t>
+      </w:r>
+    </w:p>
+    <w:p>
+      <w:r>
+        <w:rPr>
+          <w:b/>
+        </w:rPr>
+        <w:t>Bårdlav</w:t>
+      </w:r>
+      <w:r>
+        <w:t xml:space="preserve"> signalerar miljöer med höga naturvärden och på lokalerna finns vanligtvis många andra ovanliga och rödlistade arter. Den visar även på platser med hög och jämn luftfuktighet. På bårdlav och andra njurlavar (Nephroma) kan de sällsynta parasiterna </w:t>
+      </w:r>
+      <w:r>
+        <w:rPr>
+          <w:i/>
+        </w:rPr>
+        <w:t xml:space="preserve">Protounguicularia nephromatis </w:t>
+      </w:r>
+      <w:r>
+        <w:t xml:space="preserve">(VU) och </w:t>
+      </w:r>
+      <w:r>
+        <w:rPr>
+          <w:i/>
+        </w:rPr>
+        <w:t xml:space="preserve">Tremella nephromatis </w:t>
+      </w:r>
+      <w:r>
+        <w:t xml:space="preserve">(DD) påträffas. Bårdlav är typisk art för </w:t>
+      </w:r>
+      <w:r>
+        <w:rPr>
+          <w:i/>
+        </w:rPr>
+        <w:t xml:space="preserve">9010 Taiga, 9020 Nordlig ädellövskog, 9070 Trädklädd betesmark, 9110 Näringsfattig bokskog, 9160 Näringsrik ekskog, 9180 Ädellövskog i branter </w:t>
+      </w:r>
+      <w:r>
+        <w:t>och</w:t>
+      </w:r>
+      <w:r>
+        <w:rPr>
+          <w:i/>
+        </w:rPr>
+        <w:t xml:space="preserve"> 9190 Näringsfattig ekskog</w:t>
+      </w:r>
+      <w:r>
+        <w:t xml:space="preserve"> (SLU Artdatabanken, 2026; Nitare &amp; Skogsstyrelsen, 2019).</w:t>
       </w:r>
     </w:p>
     <w:p>
@@ -302,6 +500,44 @@
         <w:rPr>
           <w:b/>
         </w:rPr>
+        <w:t>Luddlav</w:t>
+      </w:r>
+      <w:r>
+        <w:t xml:space="preserve"> signalerar lång skoglig kontinuitet med ett stabilt lokal- och mikroklimat med hög och jämn fuktighet. Luddlav är typisk art för </w:t>
+      </w:r>
+      <w:r>
+        <w:rPr>
+          <w:i/>
+        </w:rPr>
+        <w:t>9010 Taiga,</w:t>
+      </w:r>
+      <w:r>
+        <w:t xml:space="preserve"> </w:t>
+      </w:r>
+      <w:r>
+        <w:rPr>
+          <w:i/>
+        </w:rPr>
+        <w:t xml:space="preserve">9020 Nordlig ädellövskog, 9070 Trädklädd betesmark, 9110 Näringsfattig bokskog, 9180 Ädellövskog i branter </w:t>
+      </w:r>
+      <w:r>
+        <w:t>och</w:t>
+      </w:r>
+      <w:r>
+        <w:rPr>
+          <w:i/>
+        </w:rPr>
+        <w:t xml:space="preserve"> 9190 Näringsfattig ekskog </w:t>
+      </w:r>
+      <w:r>
+        <w:t>(Nitare &amp; Skogsstyrelsen, 2019; SLU Artdatabanken, 2025).</w:t>
+      </w:r>
+    </w:p>
+    <w:p>
+      <w:r>
+        <w:rPr>
+          <w:b/>
+        </w:rPr>
         <w:t>Spindelblomster (§8)</w:t>
       </w:r>
       <w:r>
@@ -331,10 +567,66 @@
         <w:rPr>
           <w:b/>
         </w:rPr>
-        <w:t>Tjäder (§4)</w:t>
-      </w:r>
-      <w:r>
-        <w:t xml:space="preserve"> omfattas av bilaga 1 och 2 EU:s fågeldirektiv och är typisk art för </w:t>
+        <w:t>Stuplav</w:t>
+      </w:r>
+      <w:r>
+        <w:t xml:space="preserve"> är en mycket bra signalart i hela sitt utbredningsområde och förekommer nästan enbart i skogsmiljöer med höga naturvärden. Den indikerar långvarig förekomst av gamla lövträd och miljöer med konstant hög luftfuktighet. I skogar med suboceaniskt klimat finns det en mycket sällsynt parasit, njurlavsknapp </w:t>
+      </w:r>
+      <w:r>
+        <w:rPr>
+          <w:i/>
+        </w:rPr>
+        <w:t>Pletocarpon nephromeum</w:t>
+      </w:r>
+      <w:r>
+        <w:t xml:space="preserve"> (EN), som växer på stuplav. Ytterligare tre sällsynta lavparasiter, </w:t>
+      </w:r>
+      <w:r>
+        <w:rPr>
+          <w:i/>
+        </w:rPr>
+        <w:t>Protounguicularia nephromatis</w:t>
+      </w:r>
+      <w:r>
+        <w:t xml:space="preserve"> (VU), </w:t>
+      </w:r>
+      <w:r>
+        <w:rPr>
+          <w:i/>
+        </w:rPr>
+        <w:t>Refractohilum galligenum</w:t>
+      </w:r>
+      <w:r>
+        <w:t xml:space="preserve"> (NT) och </w:t>
+      </w:r>
+      <w:r>
+        <w:rPr>
+          <w:i/>
+        </w:rPr>
+        <w:t>Roselliniella nephromatis</w:t>
+      </w:r>
+      <w:r>
+        <w:t xml:space="preserve"> (DD), kan också påträffas på stuplav. Stuplav är typisk art för </w:t>
+      </w:r>
+      <w:r>
+        <w:rPr>
+          <w:i/>
+        </w:rPr>
+        <w:t>9010 Taiga</w:t>
+      </w:r>
+      <w:r>
+        <w:t xml:space="preserve"> (SLU Artdatabanken, 2026; Nitare &amp; Skogsstyrelsen, 2019).</w:t>
+      </w:r>
+    </w:p>
+    <w:p>
+      <w:r>
+        <w:rPr>
+          <w:b/>
+        </w:rPr>
+        <w:t xml:space="preserve">Vedticka </w:t>
+      </w:r>
+      <w:r>
+        <w:t xml:space="preserve">är en bra signalart söder om den naturliga norrlandsgränsen. Den är huvudsakligen knuten till äldre barrskogar där det föreligger långvarig kontinuitet av död barrved. Vedticka är typisk art för </w:t>
       </w:r>
       <w:r>
         <w:rPr>
@@ -343,6 +635,26 @@
         <w:t xml:space="preserve">9010 Taiga </w:t>
       </w:r>
       <w:r>
+        <w:t>(Nitare &amp; Skogsstyrelsen, 2019; SLU Artdatabanken, 2025).</w:t>
+      </w:r>
+    </w:p>
+    <w:p>
+      <w:r>
+        <w:rPr>
+          <w:b/>
+        </w:rPr>
+        <w:t>Tjäder (§4)</w:t>
+      </w:r>
+      <w:r>
+        <w:t xml:space="preserve"> omfattas av bilaga 1 och 2 EU:s fågeldirektiv och är typisk art för </w:t>
+      </w:r>
+      <w:r>
+        <w:rPr>
+          <w:i/>
+        </w:rPr>
+        <w:t xml:space="preserve">9010 Taiga </w:t>
+      </w:r>
+      <w:r>
         <w:t xml:space="preserve">och </w:t>
       </w:r>
       <w:r>
@@ -353,361 +665,6 @@
       </w:r>
       <w:r>
         <w:t>. Tjädern är en utpräglad skogsfågel knuten till större sammanhängande barrskogsområden. Tupparna och hönorna utnyttjar till viss del olika miljöer, och habitatvalet varierar dessutom mellan olika delar av året. För att det ska finnas livskraftiga tjäderbestånd krävs funktionella skogslandskap med en blandning av uppvuxen, gles och luckig skog, täta sumpskogar, myrar och andra små våtmarker. Arten försvinner när skogen fragmenteras och den sammanlagda arealen hyggen och andra öppna områden blir för stor. Ett småskaligt och försiktigt virkesuttag genom hyggesfria metoder kan i vissa fall vara möjligt i området inom 200 m från lekcentrum. Längre ut från lekcentrum, inom 200–500 m bör den avverkade ytan inte överskrida 1 hektar för att undvika alltför stora och snabba förändringar (Skogsstyrelsen, 2019; SLU Artdatabanken, 2024).</w:t>
-      </w:r>
-    </w:p>
-    <w:p>
-      <w:r>
-        <w:t>I BILAGA 1 finns mer detaljerad information om ekologi samt krav på livsmiljö hos fridlysta arter.</w:t>
-      </w:r>
-    </w:p>
-    <w:p>
-      <w:pPr>
-        <w:pStyle w:val="Heading2"/>
-      </w:pPr>
-      <w:r>
-        <w:t>Övriga naturvårdsarter</w:t>
-      </w:r>
-    </w:p>
-    <w:p>
-      <w:r>
-        <w:rPr>
-          <w:b/>
-        </w:rPr>
-        <w:t>Bårdlav</w:t>
-      </w:r>
-      <w:r>
-        <w:t xml:space="preserve"> signalerar miljöer med höga naturvärden och på lokalerna finns vanligtvis många andra ovanliga och rödlistade arter. Den visar även på platser med hög och jämn luftfuktighet. På bårdlav och andra njurlavar (Nephroma) kan de sällsynta parasiterna </w:t>
-      </w:r>
-      <w:r>
-        <w:rPr>
-          <w:i/>
-        </w:rPr>
-        <w:t xml:space="preserve">Protounguicularia nephromatis </w:t>
-      </w:r>
-      <w:r>
-        <w:t xml:space="preserve">(VU) och </w:t>
-      </w:r>
-      <w:r>
-        <w:rPr>
-          <w:i/>
-        </w:rPr>
-        <w:t xml:space="preserve">Tremella nephromatis </w:t>
-      </w:r>
-      <w:r>
-        <w:t xml:space="preserve">(DD) påträffas. Bårdlav är typisk art för </w:t>
-      </w:r>
-      <w:r>
-        <w:rPr>
-          <w:i/>
-        </w:rPr>
-        <w:t xml:space="preserve">9010 Taiga, 9020 Nordlig ädellövskog, 9070 Trädklädd betesmark, 9110 Näringsfattig bokskog, 9160 Näringsrik ekskog, 9180 Ädellövskog i branter </w:t>
-      </w:r>
-      <w:r>
-        <w:t>och</w:t>
-      </w:r>
-      <w:r>
-        <w:rPr>
-          <w:i/>
-        </w:rPr>
-        <w:t xml:space="preserve"> 9190 Näringsfattig ekskog</w:t>
-      </w:r>
-      <w:r>
-        <w:t xml:space="preserve"> (SLU Artdatabanken, 2026; Nitare &amp; Skogsstyrelsen, 2019).</w:t>
-      </w:r>
-    </w:p>
-    <w:p>
-      <w:r>
-        <w:rPr>
-          <w:b/>
-        </w:rPr>
-        <w:t>Garnlav (VU)</w:t>
-      </w:r>
-      <w:r>
-        <w:t xml:space="preserve"> är en utpräglad barrskogsart som ibland kan drapera träden i norrländska grannaturskogar med hög luftfuktighet. Den förekommer även i talldominerade bestånd där den, förutom i trädens grenverk, påträffas hängande över ojämnheter i tallbarken. Arten har minskat starkt i södra och mellersta Sverige och den minskar även i sitt nordliga utbredningsområde. Minskningstakten uppgår till 30 (20–50) % inom 50 år och överstiger gränsvärdet för Sårbar (VU). Orsaken till tillbakagången beror främst på slutavverkningar av naturskogsartade skogar. Bestånd med riklig förekomst bör regelmässigt sparas, vilket även gynnar flera andra sällsynta och rödlistade arter. Garnlav är värdväxt för den mycket sällsynta och akut hotade fjärilen barrskogslavfly (CR) som hör hemma i boreala barrskogar med riklig förekomst av värdväxten. Tidigare kunde arten konstateras årligen på flera platser vid Dala-Floda i Dalarna innan lokalerna kalavverkades. Senaste fyndet i landet av barrskogslavfly är från år 2000 då den påträffades vid Högberget i Sollefteå kommun. Garnlav är typisk art för </w:t>
-      </w:r>
-      <w:r>
-        <w:rPr>
-          <w:i/>
-        </w:rPr>
-        <w:t xml:space="preserve">9010 Taiga </w:t>
-      </w:r>
-      <w:r>
-        <w:t>och</w:t>
-      </w:r>
-      <w:r>
-        <w:rPr>
-          <w:i/>
-        </w:rPr>
-        <w:t xml:space="preserve"> 9070 Trädklädd betesmark</w:t>
-      </w:r>
-      <w:r>
-        <w:t xml:space="preserve"> (SLU Artdatabanken, 2026).</w:t>
-      </w:r>
-    </w:p>
-    <w:p>
-      <w:r>
-        <w:rPr>
-          <w:b/>
-        </w:rPr>
-        <w:t>Gränsticka (VU)</w:t>
-      </w:r>
-      <w:r>
-        <w:t xml:space="preserve"> är en mycket bra signalart inom hela sitt utbredningsområde. Den är huvudsakligen knuten till restbestånd av barrnaturskog och förekommer med ett tydligt optimum i orörda eller måttligt påverkade gamla granskogar där det föreligger långvarig kontinuitet av grov död ved. Den totala populationen bedöms ha minskat och fortsätter att minska i takt med att grankontinuitetsskogar (äldre tidigare icke kalavverkade skogar) minskar i areal. Minskningstakten överstiger gränsvärdet för sårbar (VU). Lokaler som hyser arten bör undantas från skogsbruk, speciellt i mellersta och södra Sverige. Gränsticka är typisk art för </w:t>
-      </w:r>
-      <w:r>
-        <w:rPr>
-          <w:i/>
-        </w:rPr>
-        <w:t>9010 Taiga</w:t>
-      </w:r>
-      <w:r>
-        <w:t xml:space="preserve"> (SLU Artdatabanken, 2026; Nitare &amp; Skogsstyrelsen, 2019).</w:t>
-      </w:r>
-    </w:p>
-    <w:p>
-      <w:r>
-        <w:rPr>
-          <w:b/>
-        </w:rPr>
-        <w:t>Harticka (NT)</w:t>
-      </w:r>
-      <w:r>
-        <w:t xml:space="preserve"> är normalt en mycket bra signalart för granskogar med höga naturvärden. Även när svampen påträffas i mer påverkade skogar är det nästan alltid fråga om skogsmiljöer i sena successionsstadier med höga naturvärden. Skogsskötselåtgärder på eller i omedelbar närhet av växtplatserna kan innebära ett hot mot arten. Harticka är typisk art för </w:t>
-      </w:r>
-      <w:r>
-        <w:rPr>
-          <w:i/>
-        </w:rPr>
-        <w:t xml:space="preserve">9010 Taiga, 9050 Näringsrik granskog </w:t>
-      </w:r>
-      <w:r>
-        <w:t xml:space="preserve">och </w:t>
-      </w:r>
-      <w:r>
-        <w:rPr>
-          <w:i/>
-        </w:rPr>
-        <w:t>9030 Landhöjningsskog</w:t>
-      </w:r>
-      <w:r>
-        <w:t xml:space="preserve"> (SLU Artdatabanken, 2024; Nitare &amp; Skogsstyrelsen, 2019).</w:t>
-      </w:r>
-    </w:p>
-    <w:p>
-      <w:r>
-        <w:rPr>
-          <w:b/>
-        </w:rPr>
-        <w:t>Luddlav</w:t>
-      </w:r>
-      <w:r>
-        <w:t xml:space="preserve"> signalerar lång skoglig kontinuitet med ett stabilt lokal- och mikroklimat med hög och jämn fuktighet. Luddlav är typisk art för </w:t>
-      </w:r>
-      <w:r>
-        <w:rPr>
-          <w:i/>
-        </w:rPr>
-        <w:t>9010 Taiga,</w:t>
-      </w:r>
-      <w:r>
-        <w:t xml:space="preserve"> </w:t>
-      </w:r>
-      <w:r>
-        <w:rPr>
-          <w:i/>
-        </w:rPr>
-        <w:t xml:space="preserve">9020 Nordlig ädellövskog, 9070 Trädklädd betesmark, 9110 Näringsfattig bokskog, 9180 Ädellövskog i branter </w:t>
-      </w:r>
-      <w:r>
-        <w:t>och</w:t>
-      </w:r>
-      <w:r>
-        <w:rPr>
-          <w:i/>
-        </w:rPr>
-        <w:t xml:space="preserve"> 9190 Näringsfattig ekskog </w:t>
-      </w:r>
-      <w:r>
-        <w:t>(Nitare &amp; Skogsstyrelsen, 2019; SLU Artdatabanken, 2025).</w:t>
-      </w:r>
-    </w:p>
-    <w:p>
-      <w:r>
-        <w:rPr>
-          <w:b/>
-        </w:rPr>
-        <w:t>Lunglav (NT)</w:t>
-      </w:r>
-      <w:r>
-        <w:t xml:space="preserve"> är en av vårt lands främsta signalarter som överallt indikerar gamla lövträd, skogsbestånd med höga naturvärden och ekosystem med långskoglig kontinuitet. Lokalt kan förekomsten vara mycket riklig men den hittas nästan enbart i gamla och ej slutavverkade skogar. Artens samtliga förekomster bör uppmärksammas från naturvårdssynpunkt, då många lokaler även hyser andra ovanliga och rödlistade arter. Rikliga förekomster bör skyddas med biotopskydd, frivilliga avsättningar eller reservat. På lunglav kan de sällsynta lavparasiterna lunglavshårprick (CR), </w:t>
-      </w:r>
-      <w:r>
-        <w:rPr>
-          <w:i/>
-        </w:rPr>
-        <w:t>Abrothallus diederichii</w:t>
-      </w:r>
-      <w:r>
-        <w:t xml:space="preserve"> (VU), </w:t>
-      </w:r>
-      <w:r>
-        <w:rPr>
-          <w:i/>
-        </w:rPr>
-        <w:t>Abrothallus lobariae</w:t>
-      </w:r>
-      <w:r>
-        <w:t xml:space="preserve"> (VU), </w:t>
-      </w:r>
-      <w:r>
-        <w:rPr>
-          <w:i/>
-        </w:rPr>
-        <w:t>Calycina lobariae</w:t>
-      </w:r>
-      <w:r>
-        <w:t xml:space="preserve"> (VU), lunglavsknapp (VU) och skrovelmössing (VU) påträffas. Lunglav är typisk art för </w:t>
-      </w:r>
-      <w:r>
-        <w:rPr>
-          <w:i/>
-        </w:rPr>
-        <w:t>9010 Taiga, 9020 Nordlig ädellövskog, 9110 Näringsfattig bokskog, 9130 Näringsrik bokskog, 9160 Näringsrik ekskog, 9180 Ädellövskog i branter, 9190 Näringsfattig ekskog, 9070 Trädklädd betesmark, 9040 Fjällbjörkskog</w:t>
-      </w:r>
-      <w:r>
-        <w:t xml:space="preserve"> och</w:t>
-      </w:r>
-      <w:r>
-        <w:rPr>
-          <w:i/>
-        </w:rPr>
-        <w:t xml:space="preserve"> 6530 Lövängar</w:t>
-      </w:r>
-      <w:r>
-        <w:t xml:space="preserve"> (SLU Artdatabanken, 2026; Nitare &amp; Skogsstyrelsen, 2019).</w:t>
-      </w:r>
-    </w:p>
-    <w:p>
-      <w:r>
-        <w:rPr>
-          <w:b/>
-        </w:rPr>
-        <w:t>Skrovellav (NT)</w:t>
-      </w:r>
-      <w:r>
-        <w:t xml:space="preserve"> växer på gamla lövträd och på klippor i gamla skogar med hög och jämn luftfuktighet. Slutavverkning av kontinuitetsskog utgör det största hotet och lavens fortsatta förekomst bör säkerställas genom att lokaler med äldre skog skyddas. I områden med mycket hög luftfuktighet kan man på bålen av skrovellav finna de sällsynta parasitsvamparna skrovellavsknapp (EN), </w:t>
-      </w:r>
-      <w:r>
-        <w:rPr>
-          <w:i/>
-        </w:rPr>
-        <w:t>Catillaria lobariicola</w:t>
-      </w:r>
-      <w:r>
-        <w:t xml:space="preserve"> (VU) och </w:t>
-      </w:r>
-      <w:r>
-        <w:rPr>
-          <w:i/>
-        </w:rPr>
-        <w:t>Merismatium lobariae</w:t>
-      </w:r>
-      <w:r>
-        <w:t xml:space="preserve"> (DD). Skrovellav är typisk art för </w:t>
-      </w:r>
-      <w:r>
-        <w:rPr>
-          <w:i/>
-        </w:rPr>
-        <w:t xml:space="preserve">9010 Taiga, 9020 Nordlig ädellövskog, 9040 Fjällbjörkskog, 9070 Trädklädd betesmark, 9160 Näringsrik ekskog, 9180 Ädellövskog i branter, 9190 Näringsfattig ekskog, 8210 Kalkbranter </w:t>
-      </w:r>
-      <w:r>
-        <w:t xml:space="preserve">och </w:t>
-      </w:r>
-      <w:r>
-        <w:rPr>
-          <w:i/>
-        </w:rPr>
-        <w:t>6530 Lövängar</w:t>
-      </w:r>
-      <w:r>
-        <w:t xml:space="preserve"> (SLU Artdatabanken, 2026; Nitare &amp; Skogsstyrelsen, 2019).</w:t>
-      </w:r>
-    </w:p>
-    <w:p>
-      <w:r>
-        <w:rPr>
-          <w:b/>
-        </w:rPr>
-        <w:t>Stuplav</w:t>
-      </w:r>
-      <w:r>
-        <w:t xml:space="preserve"> är en mycket bra signalart i hela sitt utbredningsområde och förekommer nästan enbart i skogsmiljöer med höga naturvärden. Den indikerar långvarig förekomst av gamla lövträd och miljöer med konstant hög luftfuktighet. I skogar med suboceaniskt klimat finns det en mycket sällsynt parasit, njurlavsknapp </w:t>
-      </w:r>
-      <w:r>
-        <w:rPr>
-          <w:i/>
-        </w:rPr>
-        <w:t>Pletocarpon nephromeum</w:t>
-      </w:r>
-      <w:r>
-        <w:t xml:space="preserve"> (EN), som växer på stuplav. Ytterligare tre sällsynta lavparasiter, </w:t>
-      </w:r>
-      <w:r>
-        <w:rPr>
-          <w:i/>
-        </w:rPr>
-        <w:t>Protounguicularia nephromatis</w:t>
-      </w:r>
-      <w:r>
-        <w:t xml:space="preserve"> (VU), </w:t>
-      </w:r>
-      <w:r>
-        <w:rPr>
-          <w:i/>
-        </w:rPr>
-        <w:t>Refractohilum galligenum</w:t>
-      </w:r>
-      <w:r>
-        <w:t xml:space="preserve"> (NT) och </w:t>
-      </w:r>
-      <w:r>
-        <w:rPr>
-          <w:i/>
-        </w:rPr>
-        <w:t>Roselliniella nephromatis</w:t>
-      </w:r>
-      <w:r>
-        <w:t xml:space="preserve"> (DD), kan också påträffas på stuplav. Stuplav är typisk art för </w:t>
-      </w:r>
-      <w:r>
-        <w:rPr>
-          <w:i/>
-        </w:rPr>
-        <w:t>9010 Taiga</w:t>
-      </w:r>
-      <w:r>
-        <w:t xml:space="preserve"> (SLU Artdatabanken, 2026; Nitare &amp; Skogsstyrelsen, 2019).</w:t>
-      </w:r>
-    </w:p>
-    <w:p>
-      <w:r>
-        <w:rPr>
-          <w:b/>
-        </w:rPr>
-        <w:t xml:space="preserve">Vedticka </w:t>
-      </w:r>
-      <w:r>
-        <w:t xml:space="preserve">är en bra signalart söder om den naturliga norrlandsgränsen. Den är huvudsakligen knuten till äldre barrskogar där det föreligger långvarig kontinuitet av död barrved. Vedticka är typisk art för </w:t>
-      </w:r>
-      <w:r>
-        <w:rPr>
-          <w:i/>
-        </w:rPr>
-        <w:t xml:space="preserve">9010 Taiga </w:t>
-      </w:r>
-      <w:r>
-        <w:t>(Nitare &amp; Skogsstyrelsen, 2019; SLU Artdatabanken, 2025).</w:t>
       </w:r>
     </w:p>
     <w:p>
@@ -1314,7 +1271,7 @@
     <w:r>
       <w:tab/>
       <w:tab/>
-      <w:t>2026-06-20</w:t>
+      <w:t>2026-06-21</w:t>
       <w:br/>
       <w:br/>
     </w:r>

--- a/klagomål/A 15831-2026 FSC-klagomål.docx
+++ b/klagomål/A 15831-2026 FSC-klagomål.docx
@@ -1271,7 +1271,7 @@
     <w:r>
       <w:tab/>
       <w:tab/>
-      <w:t>2026-06-21</w:t>
+      <w:t>2026-06-22</w:t>
       <w:br/>
       <w:br/>
     </w:r>

--- a/klagomål/A 15831-2026 FSC-klagomål.docx
+++ b/klagomål/A 15831-2026 FSC-klagomål.docx
@@ -1271,7 +1271,7 @@
     <w:r>
       <w:tab/>
       <w:tab/>
-      <w:t>2026-06-22</w:t>
+      <w:t>2026-06-23</w:t>
       <w:br/>
       <w:br/>
     </w:r>

--- a/klagomål/A 15831-2026 FSC-klagomål.docx
+++ b/klagomål/A 15831-2026 FSC-klagomål.docx
@@ -1271,7 +1271,7 @@
     <w:r>
       <w:tab/>
       <w:tab/>
-      <w:t>2026-06-23</w:t>
+      <w:t>2026-06-24</w:t>
       <w:br/>
       <w:br/>
     </w:r>

--- a/klagomål/A 15831-2026 FSC-klagomål.docx
+++ b/klagomål/A 15831-2026 FSC-klagomål.docx
@@ -1271,7 +1271,7 @@
     <w:r>
       <w:tab/>
       <w:tab/>
-      <w:t>2026-06-24</w:t>
+      <w:t>2026-06-25</w:t>
       <w:br/>
       <w:br/>
     </w:r>

--- a/klagomål/A 15831-2026 FSC-klagomål.docx
+++ b/klagomål/A 15831-2026 FSC-klagomål.docx
@@ -1271,7 +1271,7 @@
     <w:r>
       <w:tab/>
       <w:tab/>
-      <w:t>2026-06-25</w:t>
+      <w:t>2026-06-26</w:t>
       <w:br/>
       <w:br/>
     </w:r>

--- a/klagomål/A 15831-2026 FSC-klagomål.docx
+++ b/klagomål/A 15831-2026 FSC-klagomål.docx
@@ -1271,7 +1271,7 @@
     <w:r>
       <w:tab/>
       <w:tab/>
-      <w:t>2026-06-26</w:t>
+      <w:t>2026-06-27</w:t>
       <w:br/>
       <w:br/>
     </w:r>

--- a/klagomål/A 15831-2026 FSC-klagomål.docx
+++ b/klagomål/A 15831-2026 FSC-klagomål.docx
@@ -1271,7 +1271,7 @@
     <w:r>
       <w:tab/>
       <w:tab/>
-      <w:t>2026-06-27</w:t>
+      <w:t>2026-06-28</w:t>
       <w:br/>
       <w:br/>
     </w:r>

--- a/klagomål/A 15831-2026 FSC-klagomål.docx
+++ b/klagomål/A 15831-2026 FSC-klagomål.docx
@@ -1271,7 +1271,7 @@
     <w:r>
       <w:tab/>
       <w:tab/>
-      <w:t>2026-06-28</w:t>
+      <w:t>2026-06-29</w:t>
       <w:br/>
       <w:br/>
     </w:r>

--- a/klagomål/A 15831-2026 FSC-klagomål.docx
+++ b/klagomål/A 15831-2026 FSC-klagomål.docx
@@ -1271,7 +1271,7 @@
     <w:r>
       <w:tab/>
       <w:tab/>
-      <w:t>2026-06-29</w:t>
+      <w:t>2026-06-30</w:t>
       <w:br/>
       <w:br/>
     </w:r>

--- a/klagomål/A 15831-2026 FSC-klagomål.docx
+++ b/klagomål/A 15831-2026 FSC-klagomål.docx
@@ -1271,7 +1271,7 @@
     <w:r>
       <w:tab/>
       <w:tab/>
-      <w:t>2026-06-30</w:t>
+      <w:t>2026-07-01</w:t>
       <w:br/>
       <w:br/>
     </w:r>

--- a/klagomål/A 15831-2026 FSC-klagomål.docx
+++ b/klagomål/A 15831-2026 FSC-klagomål.docx
@@ -1271,7 +1271,7 @@
     <w:r>
       <w:tab/>
       <w:tab/>
-      <w:t>2026-07-01</w:t>
+      <w:t>2026-07-02</w:t>
       <w:br/>
       <w:br/>
     </w:r>

--- a/klagomål/A 15831-2026 FSC-klagomål.docx
+++ b/klagomål/A 15831-2026 FSC-klagomål.docx
@@ -1271,7 +1271,7 @@
     <w:r>
       <w:tab/>
       <w:tab/>
-      <w:t>2026-07-13</w:t>
+      <w:t>2026-07-14</w:t>
       <w:br/>
       <w:br/>
     </w:r>

--- a/klagomål/A 15831-2026 FSC-klagomål.docx
+++ b/klagomål/A 15831-2026 FSC-klagomål.docx
@@ -1271,7 +1271,7 @@
     <w:r>
       <w:tab/>
       <w:tab/>
-      <w:t>2026-07-14</w:t>
+      <w:t>2026-07-15</w:t>
       <w:br/>
       <w:br/>
     </w:r>

--- a/klagomål/A 15831-2026 FSC-klagomål.docx
+++ b/klagomål/A 15831-2026 FSC-klagomål.docx
@@ -1271,7 +1271,7 @@
     <w:r>
       <w:tab/>
       <w:tab/>
-      <w:t>2026-07-15</w:t>
+      <w:t>2026-07-16</w:t>
       <w:br/>
       <w:br/>
     </w:r>

--- a/klagomål/A 15831-2026 FSC-klagomål.docx
+++ b/klagomål/A 15831-2026 FSC-klagomål.docx
@@ -1271,7 +1271,7 @@
     <w:r>
       <w:tab/>
       <w:tab/>
-      <w:t>2026-07-16</w:t>
+      <w:t>2026-07-17</w:t>
       <w:br/>
       <w:br/>
     </w:r>

--- a/klagomål/A 15831-2026 FSC-klagomål.docx
+++ b/klagomål/A 15831-2026 FSC-klagomål.docx
@@ -1271,7 +1271,7 @@
     <w:r>
       <w:tab/>
       <w:tab/>
-      <w:t>2026-07-17</w:t>
+      <w:t>2026-07-18</w:t>
       <w:br/>
       <w:br/>
     </w:r>

--- a/klagomål/A 15831-2026 FSC-klagomål.docx
+++ b/klagomål/A 15831-2026 FSC-klagomål.docx
@@ -1271,7 +1271,7 @@
     <w:r>
       <w:tab/>
       <w:tab/>
-      <w:t>2026-07-18</w:t>
+      <w:t>2026-07-19</w:t>
       <w:br/>
       <w:br/>
     </w:r>

--- a/klagomål/A 15831-2026 FSC-klagomål.docx
+++ b/klagomål/A 15831-2026 FSC-klagomål.docx
@@ -1271,7 +1271,7 @@
     <w:r>
       <w:tab/>
       <w:tab/>
-      <w:t>2026-07-19</w:t>
+      <w:t>2026-07-20</w:t>
       <w:br/>
       <w:br/>
     </w:r>

--- a/klagomål/A 15831-2026 FSC-klagomål.docx
+++ b/klagomål/A 15831-2026 FSC-klagomål.docx
@@ -1271,7 +1271,7 @@
     <w:r>
       <w:tab/>
       <w:tab/>
-      <w:t>2026-07-20</w:t>
+      <w:t>2026-07-21</w:t>
       <w:br/>
       <w:br/>
     </w:r>

--- a/klagomål/A 15831-2026 FSC-klagomål.docx
+++ b/klagomål/A 15831-2026 FSC-klagomål.docx
@@ -1271,7 +1271,7 @@
     <w:r>
       <w:tab/>
       <w:tab/>
-      <w:t>2026-07-21</w:t>
+      <w:t>2026-07-22</w:t>
       <w:br/>
       <w:br/>
     </w:r>

--- a/klagomål/A 15831-2026 FSC-klagomål.docx
+++ b/klagomål/A 15831-2026 FSC-klagomål.docx
@@ -1271,7 +1271,7 @@
     <w:r>
       <w:tab/>
       <w:tab/>
-      <w:t>2026-07-22</w:t>
+      <w:t>2026-07-23</w:t>
       <w:br/>
       <w:br/>
     </w:r>

--- a/klagomål/A 15831-2026 FSC-klagomål.docx
+++ b/klagomål/A 15831-2026 FSC-klagomål.docx
@@ -1271,7 +1271,7 @@
     <w:r>
       <w:tab/>
       <w:tab/>
-      <w:t>2026-07-23</w:t>
+      <w:t>2026-07-24</w:t>
       <w:br/>
       <w:br/>
     </w:r>

--- a/klagomål/A 15831-2026 FSC-klagomål.docx
+++ b/klagomål/A 15831-2026 FSC-klagomål.docx
@@ -1271,7 +1271,7 @@
     <w:r>
       <w:tab/>
       <w:tab/>
-      <w:t>2026-07-24</w:t>
+      <w:t>2026-07-25</w:t>
       <w:br/>
       <w:br/>
     </w:r>

--- a/klagomål/A 15831-2026 FSC-klagomål.docx
+++ b/klagomål/A 15831-2026 FSC-klagomål.docx
@@ -1271,7 +1271,7 @@
     <w:r>
       <w:tab/>
       <w:tab/>
-      <w:t>2026-07-25</w:t>
+      <w:t>2026-07-26</w:t>
       <w:br/>
       <w:br/>
     </w:r>

--- a/klagomål/A 15831-2026 FSC-klagomål.docx
+++ b/klagomål/A 15831-2026 FSC-klagomål.docx
@@ -1271,7 +1271,7 @@
     <w:r>
       <w:tab/>
       <w:tab/>
-      <w:t>2026-07-26</w:t>
+      <w:t>2026-07-27</w:t>
       <w:br/>
       <w:br/>
     </w:r>

--- a/klagomål/A 15831-2026 FSC-klagomål.docx
+++ b/klagomål/A 15831-2026 FSC-klagomål.docx
@@ -1271,7 +1271,7 @@
     <w:r>
       <w:tab/>
       <w:tab/>
-      <w:t>2026-07-27</w:t>
+      <w:t>2026-07-28</w:t>
       <w:br/>
       <w:br/>
     </w:r>

--- a/klagomål/A 15831-2026 FSC-klagomål.docx
+++ b/klagomål/A 15831-2026 FSC-klagomål.docx
@@ -1271,7 +1271,7 @@
     <w:r>
       <w:tab/>
       <w:tab/>
-      <w:t>2026-07-28</w:t>
+      <w:t>2026-07-29</w:t>
       <w:br/>
       <w:br/>
     </w:r>

--- a/klagomål/A 15831-2026 FSC-klagomål.docx
+++ b/klagomål/A 15831-2026 FSC-klagomål.docx
@@ -1271,7 +1271,7 @@
     <w:r>
       <w:tab/>
       <w:tab/>
-      <w:t>2026-07-29</w:t>
+      <w:t>2026-07-30</w:t>
       <w:br/>
       <w:br/>
     </w:r>

--- a/klagomål/A 15831-2026 FSC-klagomål.docx
+++ b/klagomål/A 15831-2026 FSC-klagomål.docx
@@ -1271,7 +1271,7 @@
     <w:r>
       <w:tab/>
       <w:tab/>
-      <w:t>2026-07-30</w:t>
+      <w:t>2026-07-31</w:t>
       <w:br/>
       <w:br/>
     </w:r>

--- a/klagomål/A 15831-2026 FSC-klagomål.docx
+++ b/klagomål/A 15831-2026 FSC-klagomål.docx
@@ -1271,7 +1271,7 @@
     <w:r>
       <w:tab/>
       <w:tab/>
-      <w:t>2026-07-31</w:t>
+      <w:t>2026-08-01</w:t>
       <w:br/>
       <w:br/>
     </w:r>

--- a/klagomål/A 15831-2026 FSC-klagomål.docx
+++ b/klagomål/A 15831-2026 FSC-klagomål.docx
@@ -1271,7 +1271,7 @@
     <w:r>
       <w:tab/>
       <w:tab/>
-      <w:t>2026-08-01</w:t>
+      <w:t>2026-08-02</w:t>
       <w:br/>
       <w:br/>
     </w:r>

--- a/klagomål/A 15831-2026 FSC-klagomål.docx
+++ b/klagomål/A 15831-2026 FSC-klagomål.docx
@@ -1271,7 +1271,7 @@
     <w:r>
       <w:tab/>
       <w:tab/>
-      <w:t>2026-08-02</w:t>
+      <w:t>2026-08-03</w:t>
       <w:br/>
       <w:br/>
     </w:r>

--- a/klagomål/A 15831-2026 FSC-klagomål.docx
+++ b/klagomål/A 15831-2026 FSC-klagomål.docx
@@ -1271,7 +1271,7 @@
     <w:r>
       <w:tab/>
       <w:tab/>
-      <w:t>2026-08-03</w:t>
+      <w:t>2026-08-05</w:t>
       <w:br/>
       <w:br/>
     </w:r>

--- a/klagomål/A 15831-2026 FSC-klagomål.docx
+++ b/klagomål/A 15831-2026 FSC-klagomål.docx
@@ -1271,7 +1271,7 @@
     <w:r>
       <w:tab/>
       <w:tab/>
-      <w:t>2026-08-05</w:t>
+      <w:t>2026-08-07</w:t>
       <w:br/>
       <w:br/>
     </w:r>

--- a/klagomål/A 15831-2026 FSC-klagomål.docx
+++ b/klagomål/A 15831-2026 FSC-klagomål.docx
@@ -1271,7 +1271,7 @@
     <w:r>
       <w:tab/>
       <w:tab/>
-      <w:t>2026-08-07</w:t>
+      <w:t>2026-08-08</w:t>
       <w:br/>
       <w:br/>
     </w:r>

--- a/klagomål/A 15831-2026 FSC-klagomål.docx
+++ b/klagomål/A 15831-2026 FSC-klagomål.docx
@@ -216,7 +216,7 @@
         <w:spacing w:after="240"/>
       </w:pPr>
       <w:r>
-        <w:t>Figur 1. Fyndplatser för naturvårdsarter i och inom 24 meter från avverkningsanmälan. Markörer utan svart kant är placerade på fyndplatsen. Markörer med svart kant är placerade vid sidan av fyndplatsen har ett svart streck som visar fyndplatsens exakta position. Kartans mittpunktskoordinat är N 7104437, E 464359 i SWEREF 99 TM.</w:t>
+        <w:t>Figur 1. Fyndplatser för naturvårdsarter i och inom 24 meter från avverkningsanmälan. Markörer utan svart kant är placerade på fyndplatsen. Markörer med svart kant är placerade vid sidan av fyndplatsen och har ett svart streck som visar fyndplatsens exakta position. Kartans mittpunktskoordinat är N 7104437, E 464359 i SWEREF 99 TM.</w:t>
       </w:r>
     </w:p>
     <w:p>
@@ -1271,7 +1271,7 @@
     <w:r>
       <w:tab/>
       <w:tab/>
-      <w:t>2026-08-14</w:t>
+      <w:t>2026-08-15</w:t>
       <w:br/>
       <w:br/>
     </w:r>

--- a/klagomål/A 15831-2026 FSC-klagomål.docx
+++ b/klagomål/A 15831-2026 FSC-klagomål.docx
@@ -1271,7 +1271,7 @@
     <w:r>
       <w:tab/>
       <w:tab/>
-      <w:t>2026-08-15</w:t>
+      <w:t>2026-08-16</w:t>
       <w:br/>
       <w:br/>
     </w:r>

--- a/klagomål/A 15831-2026 FSC-klagomål.docx
+++ b/klagomål/A 15831-2026 FSC-klagomål.docx
@@ -1271,7 +1271,7 @@
     <w:r>
       <w:tab/>
       <w:tab/>
-      <w:t>2026-08-16</w:t>
+      <w:t>2026-08-17</w:t>
       <w:br/>
       <w:br/>
     </w:r>

--- a/klagomål/A 15831-2026 FSC-klagomål.docx
+++ b/klagomål/A 15831-2026 FSC-klagomål.docx
@@ -1271,7 +1271,7 @@
     <w:r>
       <w:tab/>
       <w:tab/>
-      <w:t>2026-08-17</w:t>
+      <w:t>2026-08-18</w:t>
       <w:br/>
       <w:br/>
     </w:r>

--- a/klagomål/A 15831-2026 FSC-klagomål.docx
+++ b/klagomål/A 15831-2026 FSC-klagomål.docx
@@ -1271,7 +1271,7 @@
     <w:r>
       <w:tab/>
       <w:tab/>
-      <w:t>2026-08-18</w:t>
+      <w:t>2026-08-19</w:t>
       <w:br/>
       <w:br/>
     </w:r>

--- a/klagomål/A 15831-2026 FSC-klagomål.docx
+++ b/klagomål/A 15831-2026 FSC-klagomål.docx
@@ -1271,7 +1271,7 @@
     <w:r>
       <w:tab/>
       <w:tab/>
-      <w:t>2026-08-19</w:t>
+      <w:t>2026-08-20</w:t>
       <w:br/>
       <w:br/>
     </w:r>

--- a/klagomål/A 15831-2026 FSC-klagomål.docx
+++ b/klagomål/A 15831-2026 FSC-klagomål.docx
@@ -1271,7 +1271,7 @@
     <w:r>
       <w:tab/>
       <w:tab/>
-      <w:t>2026-08-20</w:t>
+      <w:t>2026-08-21</w:t>
       <w:br/>
       <w:br/>
     </w:r>

--- a/klagomål/A 15831-2026 FSC-klagomål.docx
+++ b/klagomål/A 15831-2026 FSC-klagomål.docx
@@ -1271,7 +1271,7 @@
     <w:r>
       <w:tab/>
       <w:tab/>
-      <w:t>2026-08-21</w:t>
+      <w:t>2026-08-22</w:t>
       <w:br/>
       <w:br/>
     </w:r>

--- a/klagomål/A 15831-2026 FSC-klagomål.docx
+++ b/klagomål/A 15831-2026 FSC-klagomål.docx
@@ -1271,7 +1271,7 @@
     <w:r>
       <w:tab/>
       <w:tab/>
-      <w:t>2026-08-22</w:t>
+      <w:t>2026-08-23</w:t>
       <w:br/>
       <w:br/>
     </w:r>

--- a/klagomål/A 15831-2026 FSC-klagomål.docx
+++ b/klagomål/A 15831-2026 FSC-klagomål.docx
@@ -1271,7 +1271,7 @@
     <w:r>
       <w:tab/>
       <w:tab/>
-      <w:t>2026-08-23</w:t>
+      <w:t>2026-08-24</w:t>
       <w:br/>
       <w:br/>
     </w:r>

--- a/klagomål/A 15831-2026 FSC-klagomål.docx
+++ b/klagomål/A 15831-2026 FSC-klagomål.docx
@@ -1271,7 +1271,7 @@
     <w:r>
       <w:tab/>
       <w:tab/>
-      <w:t>2026-08-24</w:t>
+      <w:t>2026-08-25</w:t>
       <w:br/>
       <w:br/>
     </w:r>

--- a/klagomål/A 15831-2026 FSC-klagomål.docx
+++ b/klagomål/A 15831-2026 FSC-klagomål.docx
@@ -1271,7 +1271,7 @@
     <w:r>
       <w:tab/>
       <w:tab/>
-      <w:t>2026-08-25</w:t>
+      <w:t>2026-08-26</w:t>
       <w:br/>
       <w:br/>
     </w:r>

--- a/klagomål/A 15831-2026 FSC-klagomål.docx
+++ b/klagomål/A 15831-2026 FSC-klagomål.docx
@@ -1271,7 +1271,7 @@
     <w:r>
       <w:tab/>
       <w:tab/>
-      <w:t>2026-08-26</w:t>
+      <w:t>2026-08-27</w:t>
       <w:br/>
       <w:br/>
     </w:r>

--- a/klagomål/A 15831-2026 FSC-klagomål.docx
+++ b/klagomål/A 15831-2026 FSC-klagomål.docx
@@ -1271,7 +1271,7 @@
     <w:r>
       <w:tab/>
       <w:tab/>
-      <w:t>2026-08-27</w:t>
+      <w:t>2026-08-28</w:t>
       <w:br/>
       <w:br/>
     </w:r>

--- a/klagomål/A 15831-2026 FSC-klagomål.docx
+++ b/klagomål/A 15831-2026 FSC-klagomål.docx
@@ -1271,7 +1271,7 @@
     <w:r>
       <w:tab/>
       <w:tab/>
-      <w:t>2026-08-28</w:t>
+      <w:t>2026-08-29</w:t>
       <w:br/>
       <w:br/>
     </w:r>

--- a/klagomål/A 15831-2026 FSC-klagomål.docx
+++ b/klagomål/A 15831-2026 FSC-klagomål.docx
@@ -1271,7 +1271,7 @@
     <w:r>
       <w:tab/>
       <w:tab/>
-      <w:t>2026-08-29</w:t>
+      <w:t>2026-08-31</w:t>
       <w:br/>
       <w:br/>
     </w:r>

--- a/klagomål/A 15831-2026 FSC-klagomål.docx
+++ b/klagomål/A 15831-2026 FSC-klagomål.docx
@@ -1271,7 +1271,7 @@
     <w:r>
       <w:tab/>
       <w:tab/>
-      <w:t>2026-08-31</w:t>
+      <w:t>2026-09-01</w:t>
       <w:br/>
       <w:br/>
     </w:r>

--- a/klagomål/A 15831-2026 FSC-klagomål.docx
+++ b/klagomål/A 15831-2026 FSC-klagomål.docx
@@ -1271,7 +1271,7 @@
     <w:r>
       <w:tab/>
       <w:tab/>
-      <w:t>2026-09-01</w:t>
+      <w:t>2026-09-02</w:t>
       <w:br/>
       <w:br/>
     </w:r>

--- a/klagomål/A 15831-2026 FSC-klagomål.docx
+++ b/klagomål/A 15831-2026 FSC-klagomål.docx
@@ -1271,7 +1271,7 @@
     <w:r>
       <w:tab/>
       <w:tab/>
-      <w:t>2026-09-02</w:t>
+      <w:t>2026-09-03</w:t>
       <w:br/>
       <w:br/>
     </w:r>

--- a/klagomål/A 15831-2026 FSC-klagomål.docx
+++ b/klagomål/A 15831-2026 FSC-klagomål.docx
@@ -1271,7 +1271,7 @@
     <w:r>
       <w:tab/>
       <w:tab/>
-      <w:t>2026-09-03</w:t>
+      <w:t>2026-09-04</w:t>
       <w:br/>
       <w:br/>
     </w:r>

--- a/klagomål/A 15831-2026 FSC-klagomål.docx
+++ b/klagomål/A 15831-2026 FSC-klagomål.docx
@@ -1271,7 +1271,7 @@
     <w:r>
       <w:tab/>
       <w:tab/>
-      <w:t>2026-09-04</w:t>
+      <w:t>2026-09-05</w:t>
       <w:br/>
       <w:br/>
     </w:r>

--- a/klagomål/A 15831-2026 FSC-klagomål.docx
+++ b/klagomål/A 15831-2026 FSC-klagomål.docx
@@ -1271,7 +1271,7 @@
     <w:r>
       <w:tab/>
       <w:tab/>
-      <w:t>2026-09-05</w:t>
+      <w:t>2026-09-06</w:t>
       <w:br/>
       <w:br/>
     </w:r>

--- a/klagomål/A 15831-2026 FSC-klagomål.docx
+++ b/klagomål/A 15831-2026 FSC-klagomål.docx
@@ -1271,7 +1271,7 @@
     <w:r>
       <w:tab/>
       <w:tab/>
-      <w:t>2026-09-06</w:t>
+      <w:t>2026-09-07</w:t>
       <w:br/>
       <w:br/>
     </w:r>

--- a/klagomål/A 15831-2026 FSC-klagomål.docx
+++ b/klagomål/A 15831-2026 FSC-klagomål.docx
@@ -1271,7 +1271,7 @@
     <w:r>
       <w:tab/>
       <w:tab/>
-      <w:t>2026-09-07</w:t>
+      <w:t>2026-09-08</w:t>
       <w:br/>
       <w:br/>
     </w:r>

--- a/klagomål/A 15831-2026 FSC-klagomål.docx
+++ b/klagomål/A 15831-2026 FSC-klagomål.docx
@@ -1271,7 +1271,7 @@
     <w:r>
       <w:tab/>
       <w:tab/>
-      <w:t>2026-09-08</w:t>
+      <w:t>2026-09-09</w:t>
       <w:br/>
       <w:br/>
     </w:r>

--- a/klagomål/A 15831-2026 FSC-klagomål.docx
+++ b/klagomål/A 15831-2026 FSC-klagomål.docx
@@ -1271,7 +1271,7 @@
     <w:r>
       <w:tab/>
       <w:tab/>
-      <w:t>2026-09-09</w:t>
+      <w:t>2026-09-10</w:t>
       <w:br/>
       <w:br/>
     </w:r>

--- a/klagomål/A 15831-2026 FSC-klagomål.docx
+++ b/klagomål/A 15831-2026 FSC-klagomål.docx
@@ -1271,7 +1271,7 @@
     <w:r>
       <w:tab/>
       <w:tab/>
-      <w:t>2026-09-10</w:t>
+      <w:t>2026-09-11</w:t>
       <w:br/>
       <w:br/>
     </w:r>

--- a/klagomål/A 15831-2026 FSC-klagomål.docx
+++ b/klagomål/A 15831-2026 FSC-klagomål.docx
@@ -1271,7 +1271,7 @@
     <w:r>
       <w:tab/>
       <w:tab/>
-      <w:t>2026-09-11</w:t>
+      <w:t>2026-09-12</w:t>
       <w:br/>
       <w:br/>
     </w:r>

--- a/klagomål/A 15831-2026 FSC-klagomål.docx
+++ b/klagomål/A 15831-2026 FSC-klagomål.docx
@@ -1271,7 +1271,7 @@
     <w:r>
       <w:tab/>
       <w:tab/>
-      <w:t>2026-09-12</w:t>
+      <w:t>2026-09-13</w:t>
       <w:br/>
       <w:br/>
     </w:r>
